--- a/PRODUCTS/HELIX-OPS-UX.docx
+++ b/PRODUCTS/HELIX-OPS-UX.docx
@@ -5,124 +5,203 @@
     <w:p>
       <w:pPr>
         <w:pStyle w:val="Heading1"/>
-        <w:bidi/>
+        <w:bidi w:val="1"/>
         <w:jc w:val="right"/>
       </w:pPr>
       <w:r>
         <w:rPr>
+          <w:rFonts w:ascii="Arial" w:hAnsi="Arial"/>
           <w:b w:val="0"/>
-          <w:rtl/>
+          <w:sz w:val="32"/>
+          <w:rtl w:val="1"/>
+          <w:rFonts w:cs="Arial"/>
         </w:rPr>
         <w:t>HELIX OPS — מסמך UX ייעודי (Audit + תוכנית)</w:t>
       </w:r>
     </w:p>
     <w:p>
       <w:pPr>
-        <w:pStyle w:val="IntenseQuote"/>
-        <w:bidi/>
+        <w:bidi w:val="1"/>
+        <w:ind w:left="360"/>
         <w:jc w:val="right"/>
       </w:pPr>
       <w:r>
         <w:rPr>
+          <w:rFonts w:ascii="Arial" w:hAnsi="Arial"/>
           <w:b w:val="0"/>
-          <w:rtl/>
+          <w:i/>
+          <w:sz w:val="22"/>
+          <w:rtl w:val="1"/>
+          <w:rFonts w:cs="Arial"/>
         </w:rPr>
-        <w:t>נגזר מ-UX-MASTER-reference. עובר על כל flow/screen/element/effect מול הקוד שנבנה (helix\helix-ops).</w:t>
+        <w:t>נגזר מ-UX-MASTER-reference. עובר על כל flow/screen/element/effect מול הקוד שנבנה (</w:t>
+      </w:r>
+      <w:r>
+        <w:rPr>
+          <w:rFonts w:ascii="Consolas" w:hAnsi="Consolas"/>
+          <w:b w:val="0"/>
+          <w:i/>
+          <w:color w:val="B02A37"/>
+          <w:sz w:val="22"/>
+          <w:rtl w:val="1"/>
+          <w:rFonts w:cs="Consolas"/>
+        </w:rPr>
+        <w:t>helix\helix-ops</w:t>
+      </w:r>
+      <w:r>
+        <w:rPr>
+          <w:rFonts w:ascii="Arial" w:hAnsi="Arial"/>
+          <w:b w:val="0"/>
+          <w:i/>
+          <w:sz w:val="22"/>
+          <w:rtl w:val="1"/>
+          <w:rFonts w:cs="Arial"/>
+        </w:rPr>
+        <w:t>).</w:t>
       </w:r>
     </w:p>
     <w:p>
       <w:pPr>
-        <w:pStyle w:val="IntenseQuote"/>
-        <w:bidi/>
+        <w:bidi w:val="1"/>
+        <w:ind w:left="360"/>
         <w:jc w:val="right"/>
       </w:pPr>
       <w:r>
         <w:rPr>
+          <w:rFonts w:ascii="Arial" w:hAnsi="Arial"/>
           <w:b w:val="0"/>
-          <w:rtl/>
+          <w:i/>
+          <w:sz w:val="22"/>
+          <w:rtl w:val="1"/>
+          <w:rFonts w:cs="Arial"/>
         </w:rPr>
         <w:t>תאריך: 2026-07-17.</w:t>
       </w:r>
     </w:p>
     <w:p>
       <w:pPr>
-        <w:pStyle w:val="IntenseQuote"/>
-        <w:bidi/>
+        <w:bidi w:val="1"/>
+        <w:ind w:left="360"/>
         <w:jc w:val="right"/>
       </w:pPr>
       <w:r>
         <w:rPr>
+          <w:rFonts w:ascii="Arial" w:hAnsi="Arial"/>
           <w:b/>
-          <w:rtl/>
+          <w:i/>
+          <w:sz w:val="22"/>
+          <w:rtl w:val="1"/>
+          <w:rFonts w:cs="Arial"/>
         </w:rPr>
         <w:t>מסקנת-על (מעודכן 2026-07-17): שכבת ה-UX נבנתה.</w:t>
       </w:r>
       <w:r>
         <w:rPr>
+          <w:rFonts w:ascii="Arial" w:hAnsi="Arial"/>
           <w:b w:val="0"/>
-          <w:rtl/>
+          <w:i/>
+          <w:sz w:val="22"/>
+          <w:rtl w:val="1"/>
+          <w:rFonts w:cs="Arial"/>
         </w:rPr>
         <w:t xml:space="preserve"> ה-audit המקורי (הטבלאות למטה) זיהה פערים — </w:t>
       </w:r>
       <w:r>
         <w:rPr>
+          <w:rFonts w:ascii="Arial" w:hAnsi="Arial"/>
           <w:b/>
-          <w:rtl/>
+          <w:i/>
+          <w:sz w:val="22"/>
+          <w:rtl w:val="1"/>
+          <w:rFonts w:cs="Arial"/>
         </w:rPr>
         <w:t>רובם תוקנו.</w:t>
       </w:r>
       <w:r>
         <w:rPr>
+          <w:rFonts w:ascii="Arial" w:hAnsi="Arial"/>
           <w:b w:val="0"/>
-          <w:rtl/>
+          <w:i/>
+          <w:sz w:val="22"/>
+          <w:rtl w:val="1"/>
+          <w:rFonts w:cs="Arial"/>
         </w:rPr>
         <w:t xml:space="preserve"> ראו סעיף "מה תוקן" מיד למטה.</w:t>
       </w:r>
     </w:p>
     <w:p>
       <w:pPr>
-        <w:pStyle w:val="IntenseQuote"/>
-        <w:bidi/>
+        <w:bidi w:val="1"/>
+        <w:ind w:left="360"/>
         <w:jc w:val="right"/>
       </w:pPr>
       <w:r>
         <w:rPr>
+          <w:rFonts w:ascii="Arial" w:hAnsi="Arial"/>
           <w:b w:val="0"/>
-          <w:rtl/>
+          <w:i/>
+          <w:sz w:val="22"/>
+          <w:rtl w:val="1"/>
+          <w:rFonts w:cs="Arial"/>
         </w:rPr>
         <w:t>מקרא: ✅ בנוי · 🟡 חלקי · ❌ חסר</w:t>
       </w:r>
     </w:p>
     <w:p>
       <w:pPr>
-        <w:pStyle w:val="Heading2"/>
-        <w:bidi/>
+        <w:bidi w:val="1"/>
         <w:jc w:val="right"/>
       </w:pPr>
       <w:r>
         <w:rPr>
+          <w:rFonts w:ascii="Arial" w:hAnsi="Arial"/>
           <w:b w:val="0"/>
-          <w:rtl/>
+          <w:sz w:val="22"/>
+          <w:rtl w:val="1"/>
+          <w:rFonts w:cs="Arial"/>
+        </w:rPr>
+        <w:t>---</w:t>
+      </w:r>
+    </w:p>
+    <w:p>
+      <w:pPr>
+        <w:pStyle w:val="Heading2"/>
+        <w:bidi w:val="1"/>
+        <w:jc w:val="right"/>
+      </w:pPr>
+      <w:r>
+        <w:rPr>
+          <w:rFonts w:ascii="Arial" w:hAnsi="Arial"/>
+          <w:b w:val="0"/>
+          <w:sz w:val="28"/>
+          <w:rtl w:val="1"/>
+          <w:rFonts w:cs="Arial"/>
         </w:rPr>
         <w:t>✅ מה תוקן מאז ה-audit (עדכון 2026-07-17)</w:t>
       </w:r>
     </w:p>
     <w:p>
       <w:pPr>
-        <w:bidi/>
+        <w:bidi w:val="1"/>
         <w:jc w:val="right"/>
       </w:pPr>
       <w:r>
         <w:rPr>
+          <w:rFonts w:ascii="Arial" w:hAnsi="Arial"/>
           <w:b/>
-          <w:rtl/>
+          <w:sz w:val="22"/>
+          <w:rtl w:val="1"/>
+          <w:rFonts w:cs="Arial"/>
         </w:rPr>
         <w:t>ציון עלה מ-36/50 ל-~44/50.</w:t>
       </w:r>
       <w:r>
         <w:rPr>
+          <w:rFonts w:ascii="Arial" w:hAnsi="Arial"/>
           <w:b w:val="0"/>
-          <w:rtl/>
+          <w:sz w:val="22"/>
+          <w:rtl w:val="1"/>
+          <w:rFonts w:cs="Arial"/>
         </w:rPr>
         <w:t xml:space="preserve"> תוקן:</w:t>
       </w:r>
@@ -130,20 +209,26 @@
     <w:p>
       <w:pPr>
         <w:pStyle w:val="ListBullet"/>
-        <w:bidi/>
+        <w:bidi w:val="1"/>
         <w:jc w:val="right"/>
       </w:pPr>
       <w:r>
         <w:rPr>
+          <w:rFonts w:ascii="Arial" w:hAnsi="Arial"/>
           <w:b/>
-          <w:rtl/>
+          <w:sz w:val="22"/>
+          <w:rtl w:val="1"/>
+          <w:rFonts w:cs="Arial"/>
         </w:rPr>
         <w:t>Onboarding</w:t>
       </w:r>
       <w:r>
         <w:rPr>
+          <w:rFonts w:ascii="Arial" w:hAnsi="Arial"/>
           <w:b w:val="0"/>
-          <w:rtl/>
+          <w:sz w:val="22"/>
+          <w:rtl w:val="1"/>
+          <w:rFonts w:cs="Arial"/>
         </w:rPr>
         <w:t xml:space="preserve"> — GettingStarted (צ'קליסט 3 צעדים + progress מונפס). ❌→✅</w:t>
       </w:r>
@@ -151,34 +236,67 @@
     <w:p>
       <w:pPr>
         <w:pStyle w:val="ListBullet"/>
-        <w:bidi/>
+        <w:bidi w:val="1"/>
         <w:jc w:val="right"/>
       </w:pPr>
       <w:r>
         <w:rPr>
+          <w:rFonts w:ascii="Arial" w:hAnsi="Arial"/>
           <w:b/>
-          <w:rtl/>
+          <w:sz w:val="22"/>
+          <w:rtl w:val="1"/>
+          <w:rFonts w:cs="Arial"/>
         </w:rPr>
         <w:t>Loading states</w:t>
       </w:r>
       <w:r>
         <w:rPr>
+          <w:rFonts w:ascii="Arial" w:hAnsi="Arial"/>
           <w:b w:val="0"/>
-          <w:rtl/>
+          <w:sz w:val="22"/>
+          <w:rtl w:val="1"/>
+          <w:rFonts w:cs="Arial"/>
         </w:rPr>
-        <w:t xml:space="preserve"> — loading.tsx </w:t>
+        <w:t xml:space="preserve"> — </w:t>
       </w:r>
       <w:r>
         <w:rPr>
+          <w:rFonts w:ascii="Consolas" w:hAnsi="Consolas"/>
+          <w:b w:val="0"/>
+          <w:color w:val="B02A37"/>
+          <w:sz w:val="22"/>
+          <w:rtl w:val="1"/>
+          <w:rFonts w:cs="Consolas"/>
+        </w:rPr>
+        <w:t>loading.tsx</w:t>
+      </w:r>
+      <w:r>
+        <w:rPr>
+          <w:rFonts w:ascii="Arial" w:hAnsi="Arial"/>
+          <w:b w:val="0"/>
+          <w:sz w:val="22"/>
+          <w:rtl w:val="1"/>
+          <w:rFonts w:cs="Arial"/>
+        </w:rPr>
+        <w:t xml:space="preserve"> </w:t>
+      </w:r>
+      <w:r>
+        <w:rPr>
+          <w:rFonts w:ascii="Arial" w:hAnsi="Arial"/>
           <w:b/>
-          <w:rtl/>
+          <w:sz w:val="22"/>
+          <w:rtl w:val="1"/>
+          <w:rFonts w:cs="Arial"/>
         </w:rPr>
         <w:t>לכל הראוטים</w:t>
       </w:r>
       <w:r>
         <w:rPr>
+          <w:rFonts w:ascii="Arial" w:hAnsi="Arial"/>
           <w:b w:val="0"/>
-          <w:rtl/>
+          <w:sz w:val="22"/>
+          <w:rtl w:val="1"/>
+          <w:rFonts w:cs="Arial"/>
         </w:rPr>
         <w:t xml:space="preserve"> (skeletons). ❌→✅</w:t>
       </w:r>
@@ -186,20 +304,26 @@
     <w:p>
       <w:pPr>
         <w:pStyle w:val="ListBullet"/>
-        <w:bidi/>
+        <w:bidi w:val="1"/>
         <w:jc w:val="right"/>
       </w:pPr>
       <w:r>
         <w:rPr>
+          <w:rFonts w:ascii="Arial" w:hAnsi="Arial"/>
           <w:b/>
-          <w:rtl/>
+          <w:sz w:val="22"/>
+          <w:rtl w:val="1"/>
+          <w:rFonts w:cs="Arial"/>
         </w:rPr>
         <w:t>Toasts</w:t>
       </w:r>
       <w:r>
         <w:rPr>
+          <w:rFonts w:ascii="Arial" w:hAnsi="Arial"/>
           <w:b w:val="0"/>
-          <w:rtl/>
+          <w:sz w:val="22"/>
+          <w:rtl w:val="1"/>
+          <w:rFonts w:cs="Arial"/>
         </w:rPr>
         <w:t xml:space="preserve"> — feedback מונפס להצלחה/שגיאה (במקום טקסט inline). ❌→✅</w:t>
       </w:r>
@@ -207,20 +331,26 @@
     <w:p>
       <w:pPr>
         <w:pStyle w:val="ListBullet"/>
-        <w:bidi/>
+        <w:bidi w:val="1"/>
         <w:jc w:val="right"/>
       </w:pPr>
       <w:r>
         <w:rPr>
+          <w:rFonts w:ascii="Arial" w:hAnsi="Arial"/>
           <w:b/>
-          <w:rtl/>
+          <w:sz w:val="22"/>
+          <w:rtl w:val="1"/>
+          <w:rFonts w:cs="Arial"/>
         </w:rPr>
         <w:t>ConfirmDialog</w:t>
       </w:r>
       <w:r>
         <w:rPr>
+          <w:rFonts w:ascii="Arial" w:hAnsi="Arial"/>
           <w:b w:val="0"/>
-          <w:rtl/>
+          <w:sz w:val="22"/>
+          <w:rtl w:val="1"/>
+          <w:rFonts w:cs="Arial"/>
         </w:rPr>
         <w:t xml:space="preserve"> — אישור לפני פעולות חיות (פרסום/אישור/מחיקה) + סוגר פער "אין modals". ❌→✅</w:t>
       </w:r>
@@ -228,20 +358,26 @@
     <w:p>
       <w:pPr>
         <w:pStyle w:val="ListBullet"/>
-        <w:bidi/>
+        <w:bidi w:val="1"/>
         <w:jc w:val="right"/>
       </w:pPr>
       <w:r>
         <w:rPr>
+          <w:rFonts w:ascii="Arial" w:hAnsi="Arial"/>
           <w:b/>
-          <w:rtl/>
+          <w:sz w:val="22"/>
+          <w:rtl w:val="1"/>
+          <w:rFonts w:cs="Arial"/>
         </w:rPr>
         <w:t>מחיקת בקשה</w:t>
       </w:r>
       <w:r>
         <w:rPr>
+          <w:rFonts w:ascii="Arial" w:hAnsi="Arial"/>
           <w:b w:val="0"/>
-          <w:rtl/>
+          <w:sz w:val="22"/>
+          <w:rtl w:val="1"/>
+          <w:rFonts w:cs="Arial"/>
         </w:rPr>
         <w:t xml:space="preserve"> (עם confirm danger). ❌→✅</w:t>
       </w:r>
@@ -249,62 +385,86 @@
     <w:p>
       <w:pPr>
         <w:pStyle w:val="ListBullet"/>
-        <w:bidi/>
+        <w:bidi w:val="1"/>
         <w:jc w:val="right"/>
       </w:pPr>
       <w:r>
         <w:rPr>
+          <w:rFonts w:ascii="Arial" w:hAnsi="Arial"/>
           <w:b/>
-          <w:rtl/>
+          <w:sz w:val="22"/>
+          <w:rtl w:val="1"/>
+          <w:rFonts w:cs="Arial"/>
         </w:rPr>
         <w:t>חיפוש בלוח</w:t>
       </w:r>
       <w:r>
         <w:rPr>
+          <w:rFonts w:ascii="Arial" w:hAnsi="Arial"/>
           <w:b w:val="0"/>
-          <w:rtl/>
+          <w:sz w:val="22"/>
+          <w:rtl w:val="1"/>
+          <w:rFonts w:cs="Arial"/>
         </w:rPr>
         <w:t xml:space="preserve"> · </w:t>
       </w:r>
       <w:r>
         <w:rPr>
+          <w:rFonts w:ascii="Arial" w:hAnsi="Arial"/>
           <w:b/>
-          <w:rtl/>
+          <w:sz w:val="22"/>
+          <w:rtl w:val="1"/>
+          <w:rFonts w:cs="Arial"/>
         </w:rPr>
         <w:t>active-state ב-Nav</w:t>
       </w:r>
       <w:r>
         <w:rPr>
+          <w:rFonts w:ascii="Arial" w:hAnsi="Arial"/>
           <w:b w:val="0"/>
-          <w:rtl/>
+          <w:sz w:val="22"/>
+          <w:rtl w:val="1"/>
+          <w:rFonts w:cs="Arial"/>
         </w:rPr>
         <w:t xml:space="preserve"> · </w:t>
       </w:r>
       <w:r>
         <w:rPr>
+          <w:rFonts w:ascii="Arial" w:hAnsi="Arial"/>
           <w:b/>
-          <w:rtl/>
+          <w:sz w:val="22"/>
+          <w:rtl w:val="1"/>
+          <w:rFonts w:cs="Arial"/>
         </w:rPr>
         <w:t>פורמט תאריך he-IL</w:t>
       </w:r>
       <w:r>
         <w:rPr>
+          <w:rFonts w:ascii="Arial" w:hAnsi="Arial"/>
           <w:b w:val="0"/>
-          <w:rtl/>
+          <w:sz w:val="22"/>
+          <w:rtl w:val="1"/>
+          <w:rFonts w:cs="Arial"/>
         </w:rPr>
         <w:t xml:space="preserve"> · </w:t>
       </w:r>
       <w:r>
         <w:rPr>
+          <w:rFonts w:ascii="Arial" w:hAnsi="Arial"/>
           <w:b/>
-          <w:rtl/>
+          <w:sz w:val="22"/>
+          <w:rtl w:val="1"/>
+          <w:rFonts w:cs="Arial"/>
         </w:rPr>
         <w:t>הודעות שגיאה ספציפיות</w:t>
       </w:r>
       <w:r>
         <w:rPr>
+          <w:rFonts w:ascii="Arial" w:hAnsi="Arial"/>
           <w:b w:val="0"/>
-          <w:rtl/>
+          <w:sz w:val="22"/>
+          <w:rtl w:val="1"/>
+          <w:rFonts w:cs="Arial"/>
         </w:rPr>
         <w:t>. ❌/🟡→✅</w:t>
       </w:r>
@@ -312,20 +472,26 @@
     <w:p>
       <w:pPr>
         <w:pStyle w:val="ListBullet"/>
-        <w:bidi/>
+        <w:bidi w:val="1"/>
         <w:jc w:val="right"/>
       </w:pPr>
       <w:r>
         <w:rPr>
+          <w:rFonts w:ascii="Arial" w:hAnsi="Arial"/>
           <w:b/>
-          <w:rtl/>
+          <w:sz w:val="22"/>
+          <w:rtl w:val="1"/>
+          <w:rFonts w:cs="Arial"/>
         </w:rPr>
         <w:t>נגישות</w:t>
       </w:r>
       <w:r>
         <w:rPr>
+          <w:rFonts w:ascii="Arial" w:hAnsi="Arial"/>
           <w:b w:val="0"/>
-          <w:rtl/>
+          <w:sz w:val="22"/>
+          <w:rtl w:val="1"/>
+          <w:rFonts w:cs="Arial"/>
         </w:rPr>
         <w:t xml:space="preserve"> — aria-labels/aria-hidden/alt (focus-visible+skip-nav כבר בבסיס). 🟡→✅</w:t>
       </w:r>
@@ -333,20 +499,26 @@
     <w:p>
       <w:pPr>
         <w:pStyle w:val="ListBullet"/>
-        <w:bidi/>
+        <w:bidi w:val="1"/>
         <w:jc w:val="right"/>
       </w:pPr>
       <w:r>
         <w:rPr>
+          <w:rFonts w:ascii="Arial" w:hAnsi="Arial"/>
           <w:b/>
-          <w:rtl/>
+          <w:sz w:val="22"/>
+          <w:rtl w:val="1"/>
+          <w:rFonts w:cs="Arial"/>
         </w:rPr>
         <w:t>Logout ב-Nav</w:t>
       </w:r>
       <w:r>
         <w:rPr>
+          <w:rFonts w:ascii="Arial" w:hAnsi="Arial"/>
           <w:b w:val="0"/>
-          <w:rtl/>
+          <w:sz w:val="22"/>
+          <w:rtl w:val="1"/>
+          <w:rFonts w:cs="Arial"/>
         </w:rPr>
         <w:t>.</w:t>
       </w:r>
@@ -354,124 +526,172 @@
     <w:p>
       <w:pPr>
         <w:pStyle w:val="Heading3"/>
-        <w:bidi/>
+        <w:bidi w:val="1"/>
         <w:jc w:val="right"/>
       </w:pPr>
       <w:r>
         <w:rPr>
+          <w:rFonts w:ascii="Arial" w:hAnsi="Arial"/>
           <w:b w:val="0"/>
-          <w:rtl/>
+          <w:sz w:val="24"/>
+          <w:rtl w:val="1"/>
+          <w:rFonts w:cs="Arial"/>
         </w:rPr>
         <w:t>✨ אפקטים (delight) שנוספו</w:t>
       </w:r>
     </w:p>
     <w:p>
       <w:pPr>
-        <w:bidi/>
+        <w:bidi w:val="1"/>
         <w:jc w:val="right"/>
       </w:pPr>
       <w:r>
         <w:rPr>
+          <w:rFonts w:ascii="Arial" w:hAnsi="Arial"/>
           <w:b w:val="0"/>
-          <w:rtl/>
+          <w:sz w:val="22"/>
+          <w:rtl w:val="1"/>
+          <w:rFonts w:cs="Arial"/>
         </w:rPr>
         <w:t xml:space="preserve">מעברי עמוד · </w:t>
       </w:r>
       <w:r>
         <w:rPr>
+          <w:rFonts w:ascii="Arial" w:hAnsi="Arial"/>
           <w:b/>
-          <w:rtl/>
+          <w:sz w:val="22"/>
+          <w:rtl w:val="1"/>
+          <w:rFonts w:cs="Arial"/>
         </w:rPr>
         <w:t>קונפטי</w:t>
       </w:r>
       <w:r>
         <w:rPr>
+          <w:rFonts w:ascii="Arial" w:hAnsi="Arial"/>
           <w:b w:val="0"/>
-          <w:rtl/>
+          <w:sz w:val="22"/>
+          <w:rtl w:val="1"/>
+          <w:rFonts w:cs="Arial"/>
         </w:rPr>
         <w:t xml:space="preserve"> (אישור/פרסום) · </w:t>
       </w:r>
       <w:r>
         <w:rPr>
+          <w:rFonts w:ascii="Arial" w:hAnsi="Arial"/>
           <w:b/>
-          <w:rtl/>
+          <w:sz w:val="22"/>
+          <w:rtl w:val="1"/>
+          <w:rFonts w:cs="Arial"/>
         </w:rPr>
         <w:t>מונה מונפס</w:t>
       </w:r>
       <w:r>
         <w:rPr>
+          <w:rFonts w:ascii="Arial" w:hAnsi="Arial"/>
           <w:b w:val="0"/>
-          <w:rtl/>
+          <w:sz w:val="22"/>
+          <w:rtl w:val="1"/>
+          <w:rFonts w:cs="Arial"/>
         </w:rPr>
         <w:t xml:space="preserve"> (ציוני AI/מותג) · </w:t>
       </w:r>
       <w:r>
         <w:rPr>
+          <w:rFonts w:ascii="Arial" w:hAnsi="Arial"/>
           <w:b/>
-          <w:rtl/>
+          <w:sz w:val="22"/>
+          <w:rtl w:val="1"/>
+          <w:rFonts w:cs="Arial"/>
         </w:rPr>
         <w:t>chips קפיציים</w:t>
       </w:r>
       <w:r>
         <w:rPr>
+          <w:rFonts w:ascii="Arial" w:hAnsi="Arial"/>
           <w:b w:val="0"/>
-          <w:rtl/>
+          <w:sz w:val="22"/>
+          <w:rtl w:val="1"/>
+          <w:rFonts w:cs="Arial"/>
         </w:rPr>
         <w:t xml:space="preserve"> · </w:t>
       </w:r>
       <w:r>
         <w:rPr>
+          <w:rFonts w:ascii="Arial" w:hAnsi="Arial"/>
           <w:b/>
-          <w:rtl/>
+          <w:sz w:val="22"/>
+          <w:rtl w:val="1"/>
+          <w:rFonts w:cs="Arial"/>
         </w:rPr>
         <w:t>hover-lift</w:t>
       </w:r>
       <w:r>
         <w:rPr>
+          <w:rFonts w:ascii="Arial" w:hAnsi="Arial"/>
           <w:b w:val="0"/>
-          <w:rtl/>
+          <w:sz w:val="22"/>
+          <w:rtl w:val="1"/>
+          <w:rFonts w:cs="Arial"/>
         </w:rPr>
         <w:t xml:space="preserve"> · </w:t>
       </w:r>
       <w:r>
         <w:rPr>
+          <w:rFonts w:ascii="Arial" w:hAnsi="Arial"/>
           <w:b/>
-          <w:rtl/>
+          <w:sz w:val="22"/>
+          <w:rtl w:val="1"/>
+          <w:rFonts w:cs="Arial"/>
         </w:rPr>
         <w:t>typing dots</w:t>
       </w:r>
       <w:r>
         <w:rPr>
+          <w:rFonts w:ascii="Arial" w:hAnsi="Arial"/>
           <w:b w:val="0"/>
-          <w:rtl/>
+          <w:sz w:val="22"/>
+          <w:rtl w:val="1"/>
+          <w:rFonts w:cs="Arial"/>
         </w:rPr>
         <w:t xml:space="preserve"> ("הסוכן כותב") · </w:t>
       </w:r>
       <w:r>
         <w:rPr>
+          <w:rFonts w:ascii="Arial" w:hAnsi="Arial"/>
           <w:b/>
-          <w:rtl/>
+          <w:sz w:val="22"/>
+          <w:rtl w:val="1"/>
+          <w:rFonts w:cs="Arial"/>
         </w:rPr>
         <w:t>תנועת לוגו</w:t>
       </w:r>
       <w:r>
         <w:rPr>
+          <w:rFonts w:ascii="Arial" w:hAnsi="Arial"/>
           <w:b w:val="0"/>
-          <w:rtl/>
+          <w:sz w:val="22"/>
+          <w:rtl w:val="1"/>
+          <w:rFonts w:cs="Arial"/>
         </w:rPr>
         <w:t xml:space="preserve"> (מ-EFFECTS.md) · </w:t>
       </w:r>
       <w:r>
         <w:rPr>
+          <w:rFonts w:ascii="Arial" w:hAnsi="Arial"/>
           <w:b/>
-          <w:rtl/>
+          <w:sz w:val="22"/>
+          <w:rtl w:val="1"/>
+          <w:rFonts w:cs="Arial"/>
         </w:rPr>
         <w:t>neon glow</w:t>
       </w:r>
       <w:r>
         <w:rPr>
+          <w:rFonts w:ascii="Arial" w:hAnsi="Arial"/>
           <w:b w:val="0"/>
-          <w:rtl/>
+          <w:sz w:val="22"/>
+          <w:rtl w:val="1"/>
+          <w:rFonts w:cs="Arial"/>
         </w:rPr>
         <w:t xml:space="preserve"> על CTA · reduced-motion מכובד.</w:t>
       </w:r>
@@ -479,103 +699,156 @@
     <w:p>
       <w:pPr>
         <w:pStyle w:val="Heading3"/>
-        <w:bidi/>
+        <w:bidi w:val="1"/>
         <w:jc w:val="right"/>
       </w:pPr>
       <w:r>
         <w:rPr>
+          <w:rFonts w:ascii="Arial" w:hAnsi="Arial"/>
           <w:b w:val="0"/>
-          <w:rtl/>
+          <w:sz w:val="24"/>
+          <w:rtl w:val="1"/>
+          <w:rFonts w:cs="Arial"/>
         </w:rPr>
         <w:t>⬜ מה עדיין נשאר</w:t>
       </w:r>
     </w:p>
     <w:p>
       <w:pPr>
-        <w:bidi/>
+        <w:bidi w:val="1"/>
         <w:jc w:val="right"/>
       </w:pPr>
       <w:r>
         <w:rPr>
+          <w:rFonts w:ascii="Arial" w:hAnsi="Arial"/>
           <w:b w:val="0"/>
-          <w:rtl/>
+          <w:sz w:val="22"/>
+          <w:rtl w:val="1"/>
+          <w:rFonts w:cs="Arial"/>
         </w:rPr>
         <w:t xml:space="preserve">עריכת בקשה מלאה · Tooltips עשירים (יש title) · </w:t>
       </w:r>
       <w:r>
         <w:rPr>
+          <w:rFonts w:ascii="Arial" w:hAnsi="Arial"/>
           <w:b/>
-          <w:rtl/>
+          <w:sz w:val="22"/>
+          <w:rtl w:val="1"/>
+          <w:rFonts w:cs="Arial"/>
         </w:rPr>
         <w:t>אימות מובייל חי</w:t>
       </w:r>
       <w:r>
         <w:rPr>
+          <w:rFonts w:ascii="Arial" w:hAnsi="Arial"/>
           <w:b w:val="0"/>
-          <w:rtl/>
+          <w:sz w:val="22"/>
+          <w:rtl w:val="1"/>
+          <w:rFonts w:cs="Arial"/>
         </w:rPr>
         <w:t xml:space="preserve"> · </w:t>
       </w:r>
       <w:r>
         <w:rPr>
+          <w:rFonts w:ascii="Arial" w:hAnsi="Arial"/>
           <w:b/>
-          <w:rtl/>
+          <w:sz w:val="22"/>
+          <w:rtl w:val="1"/>
+          <w:rFonts w:cs="Arial"/>
         </w:rPr>
         <w:t>Lottie</w:t>
       </w:r>
       <w:r>
         <w:rPr>
+          <w:rFonts w:ascii="Arial" w:hAnsi="Arial"/>
           <w:b w:val="0"/>
-          <w:rtl/>
+          <w:sz w:val="22"/>
+          <w:rtl w:val="1"/>
+          <w:rFonts w:cs="Arial"/>
         </w:rPr>
         <w:t xml:space="preserve"> · glassmorphism ל-modals/toasts · FAQ/עזרה.</w:t>
       </w:r>
     </w:p>
     <w:p>
       <w:pPr>
-        <w:pStyle w:val="IntenseQuote"/>
-        <w:bidi/>
+        <w:bidi w:val="1"/>
+        <w:ind w:left="360"/>
         <w:jc w:val="right"/>
       </w:pPr>
       <w:r>
         <w:rPr>
+          <w:rFonts w:ascii="Arial" w:hAnsi="Arial"/>
           <w:b/>
-          <w:rtl/>
+          <w:i/>
+          <w:sz w:val="22"/>
+          <w:rtl w:val="1"/>
+          <w:rFonts w:cs="Arial"/>
         </w:rPr>
         <w:t>הערה:</w:t>
       </w:r>
       <w:r>
         <w:rPr>
+          <w:rFonts w:ascii="Arial" w:hAnsi="Arial"/>
           <w:b w:val="0"/>
-          <w:rtl/>
+          <w:i/>
+          <w:sz w:val="22"/>
+          <w:rtl w:val="1"/>
+          <w:rFonts w:cs="Arial"/>
         </w:rPr>
         <w:t xml:space="preserve"> הטבלאות למטה הן ה-audit </w:t>
       </w:r>
       <w:r>
         <w:rPr>
+          <w:rFonts w:ascii="Arial" w:hAnsi="Arial"/>
           <w:b/>
-          <w:rtl/>
+          <w:i/>
+          <w:sz w:val="22"/>
+          <w:rtl w:val="1"/>
+          <w:rFonts w:cs="Arial"/>
         </w:rPr>
         <w:t>המקורי</w:t>
       </w:r>
       <w:r>
         <w:rPr>
+          <w:rFonts w:ascii="Arial" w:hAnsi="Arial"/>
           <w:b w:val="0"/>
-          <w:rtl/>
+          <w:i/>
+          <w:sz w:val="22"/>
+          <w:rtl w:val="1"/>
+          <w:rFonts w:cs="Arial"/>
         </w:rPr>
         <w:t xml:space="preserve"> (לתיעוד). הסטטוס העדכני = הסעיף הזה.</w:t>
       </w:r>
     </w:p>
     <w:p>
       <w:pPr>
-        <w:pStyle w:val="Heading2"/>
-        <w:bidi/>
+        <w:bidi w:val="1"/>
         <w:jc w:val="right"/>
       </w:pPr>
       <w:r>
         <w:rPr>
+          <w:rFonts w:ascii="Arial" w:hAnsi="Arial"/>
           <w:b w:val="0"/>
-          <w:rtl/>
+          <w:sz w:val="22"/>
+          <w:rtl w:val="1"/>
+          <w:rFonts w:cs="Arial"/>
+        </w:rPr>
+        <w:t>---</w:t>
+      </w:r>
+    </w:p>
+    <w:p>
+      <w:pPr>
+        <w:pStyle w:val="Heading2"/>
+        <w:bidi w:val="1"/>
+        <w:jc w:val="right"/>
+      </w:pPr>
+      <w:r>
+        <w:rPr>
+          <w:rFonts w:ascii="Arial" w:hAnsi="Arial"/>
+          <w:b w:val="0"/>
+          <w:sz w:val="28"/>
+          <w:rtl w:val="1"/>
+          <w:rFonts w:cs="Arial"/>
         </w:rPr>
         <w:t>חלק א' — Flows</w:t>
       </w:r>
@@ -599,13 +872,16 @@
           </w:tcPr>
           <w:p>
             <w:pPr>
-              <w:bidi/>
+              <w:bidi w:val="1"/>
               <w:jc w:val="right"/>
             </w:pPr>
             <w:r>
               <w:rPr>
+                <w:rFonts w:ascii="Arial" w:hAnsi="Arial"/>
                 <w:b/>
-                <w:rtl/>
+                <w:sz w:val="20"/>
+                <w:rtl w:val="1"/>
+                <w:rFonts w:cs="Arial"/>
               </w:rPr>
               <w:t>Flow</w:t>
             </w:r>
@@ -617,13 +893,16 @@
           </w:tcPr>
           <w:p>
             <w:pPr>
-              <w:bidi/>
+              <w:bidi w:val="1"/>
               <w:jc w:val="right"/>
             </w:pPr>
             <w:r>
               <w:rPr>
+                <w:rFonts w:ascii="Arial" w:hAnsi="Arial"/>
                 <w:b/>
-                <w:rtl/>
+                <w:sz w:val="20"/>
+                <w:rtl w:val="1"/>
+                <w:rFonts w:cs="Arial"/>
               </w:rPr>
               <w:t>סטטוס</w:t>
             </w:r>
@@ -635,13 +914,16 @@
           </w:tcPr>
           <w:p>
             <w:pPr>
-              <w:bidi/>
+              <w:bidi w:val="1"/>
               <w:jc w:val="right"/>
             </w:pPr>
             <w:r>
               <w:rPr>
+                <w:rFonts w:ascii="Arial" w:hAnsi="Arial"/>
                 <w:b/>
-                <w:rtl/>
+                <w:sz w:val="20"/>
+                <w:rtl w:val="1"/>
+                <w:rFonts w:cs="Arial"/>
               </w:rPr>
               <w:t>הערה</w:t>
             </w:r>
@@ -655,13 +937,16 @@
           </w:tcPr>
           <w:p>
             <w:pPr>
-              <w:bidi/>
+              <w:bidi w:val="1"/>
               <w:jc w:val="right"/>
             </w:pPr>
             <w:r>
               <w:rPr>
+                <w:rFonts w:ascii="Arial" w:hAnsi="Arial"/>
                 <w:b w:val="0"/>
-                <w:rtl/>
+                <w:sz w:val="20"/>
+                <w:rtl w:val="1"/>
+                <w:rFonts w:cs="Arial"/>
               </w:rPr>
               <w:t>התחברות/הרשמה</w:t>
             </w:r>
@@ -673,13 +958,16 @@
           </w:tcPr>
           <w:p>
             <w:pPr>
-              <w:bidi/>
+              <w:bidi w:val="1"/>
               <w:jc w:val="right"/>
             </w:pPr>
             <w:r>
               <w:rPr>
+                <w:rFonts w:ascii="Arial" w:hAnsi="Arial"/>
                 <w:b w:val="0"/>
-                <w:rtl/>
+                <w:sz w:val="20"/>
+                <w:rtl w:val="1"/>
+                <w:rFonts w:cs="Arial"/>
               </w:rPr>
               <w:t>🟡</w:t>
             </w:r>
@@ -691,13 +979,16 @@
           </w:tcPr>
           <w:p>
             <w:pPr>
-              <w:bidi/>
+              <w:bidi w:val="1"/>
               <w:jc w:val="right"/>
             </w:pPr>
             <w:r>
               <w:rPr>
+                <w:rFonts w:ascii="Arial" w:hAnsi="Arial"/>
                 <w:b w:val="0"/>
-                <w:rtl/>
+                <w:sz w:val="20"/>
+                <w:rtl w:val="1"/>
+                <w:rFonts w:cs="Arial"/>
               </w:rPr>
               <w:t>קיים מהבסיס (Magic Link) — לא מותאם למוצר</w:t>
             </w:r>
@@ -711,13 +1002,16 @@
           </w:tcPr>
           <w:p>
             <w:pPr>
-              <w:bidi/>
+              <w:bidi w:val="1"/>
               <w:jc w:val="right"/>
             </w:pPr>
             <w:r>
               <w:rPr>
+                <w:rFonts w:ascii="Arial" w:hAnsi="Arial"/>
                 <w:b/>
-                <w:rtl/>
+                <w:sz w:val="20"/>
+                <w:rtl w:val="1"/>
+                <w:rFonts w:cs="Arial"/>
               </w:rPr>
               <w:t>התנתקות (Logout)</w:t>
             </w:r>
@@ -729,13 +1023,16 @@
           </w:tcPr>
           <w:p>
             <w:pPr>
-              <w:bidi/>
+              <w:bidi w:val="1"/>
               <w:jc w:val="right"/>
             </w:pPr>
             <w:r>
               <w:rPr>
+                <w:rFonts w:ascii="Arial" w:hAnsi="Arial"/>
                 <w:b w:val="0"/>
-                <w:rtl/>
+                <w:sz w:val="20"/>
+                <w:rtl w:val="1"/>
+                <w:rFonts w:cs="Arial"/>
               </w:rPr>
               <w:t>❌</w:t>
             </w:r>
@@ -747,13 +1044,16 @@
           </w:tcPr>
           <w:p>
             <w:pPr>
-              <w:bidi/>
+              <w:bidi w:val="1"/>
               <w:jc w:val="right"/>
             </w:pPr>
             <w:r>
               <w:rPr>
+                <w:rFonts w:ascii="Arial" w:hAnsi="Arial"/>
                 <w:b w:val="0"/>
-                <w:rtl/>
+                <w:sz w:val="20"/>
+                <w:rtl w:val="1"/>
+                <w:rFonts w:cs="Arial"/>
               </w:rPr>
               <w:t>אין כפתור logout ב-Nav</w:t>
             </w:r>
@@ -767,13 +1067,16 @@
           </w:tcPr>
           <w:p>
             <w:pPr>
-              <w:bidi/>
+              <w:bidi w:val="1"/>
               <w:jc w:val="right"/>
             </w:pPr>
             <w:r>
               <w:rPr>
+                <w:rFonts w:ascii="Arial" w:hAnsi="Arial"/>
                 <w:b/>
-                <w:rtl/>
+                <w:sz w:val="20"/>
+                <w:rtl w:val="1"/>
+                <w:rFonts w:cs="Arial"/>
               </w:rPr>
               <w:t>Onboarding</w:t>
             </w:r>
@@ -785,13 +1088,16 @@
           </w:tcPr>
           <w:p>
             <w:pPr>
-              <w:bidi/>
+              <w:bidi w:val="1"/>
               <w:jc w:val="right"/>
             </w:pPr>
             <w:r>
               <w:rPr>
+                <w:rFonts w:ascii="Arial" w:hAnsi="Arial"/>
                 <w:b w:val="0"/>
-                <w:rtl/>
+                <w:sz w:val="20"/>
+                <w:rtl w:val="1"/>
+                <w:rFonts w:cs="Arial"/>
               </w:rPr>
               <w:t>❌</w:t>
             </w:r>
@@ -803,13 +1109,16 @@
           </w:tcPr>
           <w:p>
             <w:pPr>
-              <w:bidi/>
+              <w:bidi w:val="1"/>
               <w:jc w:val="right"/>
             </w:pPr>
             <w:r>
               <w:rPr>
+                <w:rFonts w:ascii="Arial" w:hAnsi="Arial"/>
                 <w:b/>
-                <w:rtl/>
+                <w:sz w:val="20"/>
+                <w:rtl w:val="1"/>
+                <w:rFonts w:cs="Arial"/>
               </w:rPr>
               <w:t>אין בכלל</w:t>
             </w:r>
@@ -823,13 +1132,16 @@
           </w:tcPr>
           <w:p>
             <w:pPr>
-              <w:bidi/>
+              <w:bidi w:val="1"/>
               <w:jc w:val="right"/>
             </w:pPr>
             <w:r>
               <w:rPr>
+                <w:rFonts w:ascii="Arial" w:hAnsi="Arial"/>
                 <w:b w:val="0"/>
-                <w:rtl/>
+                <w:sz w:val="20"/>
+                <w:rtl w:val="1"/>
+                <w:rFonts w:cs="Arial"/>
               </w:rPr>
               <w:t>יצירת בקשה</w:t>
             </w:r>
@@ -841,13 +1153,16 @@
           </w:tcPr>
           <w:p>
             <w:pPr>
-              <w:bidi/>
+              <w:bidi w:val="1"/>
               <w:jc w:val="right"/>
             </w:pPr>
             <w:r>
               <w:rPr>
+                <w:rFonts w:ascii="Arial" w:hAnsi="Arial"/>
                 <w:b w:val="0"/>
-                <w:rtl/>
+                <w:sz w:val="20"/>
+                <w:rtl w:val="1"/>
+                <w:rFonts w:cs="Arial"/>
               </w:rPr>
               <w:t>✅</w:t>
             </w:r>
@@ -859,13 +1174,16 @@
           </w:tcPr>
           <w:p>
             <w:pPr>
-              <w:bidi/>
+              <w:bidi w:val="1"/>
               <w:jc w:val="right"/>
             </w:pPr>
             <w:r>
               <w:rPr>
+                <w:rFonts w:ascii="Arial" w:hAnsi="Arial"/>
                 <w:b w:val="0"/>
-                <w:rtl/>
+                <w:sz w:val="20"/>
+                <w:rtl w:val="1"/>
+                <w:rFonts w:cs="Arial"/>
               </w:rPr>
               <w:t>RequestForm</w:t>
             </w:r>
@@ -879,13 +1197,16 @@
           </w:tcPr>
           <w:p>
             <w:pPr>
-              <w:bidi/>
+              <w:bidi w:val="1"/>
               <w:jc w:val="right"/>
             </w:pPr>
             <w:r>
               <w:rPr>
+                <w:rFonts w:ascii="Arial" w:hAnsi="Arial"/>
                 <w:b w:val="0"/>
-                <w:rtl/>
+                <w:sz w:val="20"/>
+                <w:rtl w:val="1"/>
+                <w:rFonts w:cs="Arial"/>
               </w:rPr>
               <w:t>אישור/proofing</w:t>
             </w:r>
@@ -897,13 +1218,16 @@
           </w:tcPr>
           <w:p>
             <w:pPr>
-              <w:bidi/>
+              <w:bidi w:val="1"/>
               <w:jc w:val="right"/>
             </w:pPr>
             <w:r>
               <w:rPr>
+                <w:rFonts w:ascii="Arial" w:hAnsi="Arial"/>
                 <w:b w:val="0"/>
-                <w:rtl/>
+                <w:sz w:val="20"/>
+                <w:rtl w:val="1"/>
+                <w:rFonts w:cs="Arial"/>
               </w:rPr>
               <w:t>✅</w:t>
             </w:r>
@@ -915,13 +1239,16 @@
           </w:tcPr>
           <w:p>
             <w:pPr>
-              <w:bidi/>
+              <w:bidi w:val="1"/>
               <w:jc w:val="right"/>
             </w:pPr>
             <w:r>
               <w:rPr>
+                <w:rFonts w:ascii="Arial" w:hAnsi="Arial"/>
                 <w:b w:val="0"/>
-                <w:rtl/>
+                <w:sz w:val="20"/>
+                <w:rtl w:val="1"/>
+                <w:rFonts w:cs="Arial"/>
               </w:rPr>
               <w:t>ProofingView</w:t>
             </w:r>
@@ -935,13 +1262,16 @@
           </w:tcPr>
           <w:p>
             <w:pPr>
-              <w:bidi/>
+              <w:bidi w:val="1"/>
               <w:jc w:val="right"/>
             </w:pPr>
             <w:r>
               <w:rPr>
+                <w:rFonts w:ascii="Arial" w:hAnsi="Arial"/>
                 <w:b w:val="0"/>
-                <w:rtl/>
+                <w:sz w:val="20"/>
+                <w:rtl w:val="1"/>
+                <w:rFonts w:cs="Arial"/>
               </w:rPr>
               <w:t>יצירת תוכן AI</w:t>
             </w:r>
@@ -953,13 +1283,16 @@
           </w:tcPr>
           <w:p>
             <w:pPr>
-              <w:bidi/>
+              <w:bidi w:val="1"/>
               <w:jc w:val="right"/>
             </w:pPr>
             <w:r>
               <w:rPr>
+                <w:rFonts w:ascii="Arial" w:hAnsi="Arial"/>
                 <w:b w:val="0"/>
-                <w:rtl/>
+                <w:sz w:val="20"/>
+                <w:rtl w:val="1"/>
+                <w:rFonts w:cs="Arial"/>
               </w:rPr>
               <w:t>✅</w:t>
             </w:r>
@@ -971,13 +1304,16 @@
           </w:tcPr>
           <w:p>
             <w:pPr>
-              <w:bidi/>
+              <w:bidi w:val="1"/>
               <w:jc w:val="right"/>
             </w:pPr>
             <w:r>
               <w:rPr>
+                <w:rFonts w:ascii="Arial" w:hAnsi="Arial"/>
                 <w:b w:val="0"/>
-                <w:rtl/>
+                <w:sz w:val="20"/>
+                <w:rtl w:val="1"/>
+                <w:rFonts w:cs="Arial"/>
               </w:rPr>
               <w:t>ContentStudio</w:t>
             </w:r>
@@ -991,13 +1327,16 @@
           </w:tcPr>
           <w:p>
             <w:pPr>
-              <w:bidi/>
+              <w:bidi w:val="1"/>
               <w:jc w:val="right"/>
             </w:pPr>
             <w:r>
               <w:rPr>
+                <w:rFonts w:ascii="Arial" w:hAnsi="Arial"/>
                 <w:b w:val="0"/>
-                <w:rtl/>
+                <w:sz w:val="20"/>
+                <w:rtl w:val="1"/>
+                <w:rFonts w:cs="Arial"/>
               </w:rPr>
               <w:t>הפצה</w:t>
             </w:r>
@@ -1009,13 +1348,16 @@
           </w:tcPr>
           <w:p>
             <w:pPr>
-              <w:bidi/>
+              <w:bidi w:val="1"/>
               <w:jc w:val="right"/>
             </w:pPr>
             <w:r>
               <w:rPr>
+                <w:rFonts w:ascii="Arial" w:hAnsi="Arial"/>
                 <w:b w:val="0"/>
-                <w:rtl/>
+                <w:sz w:val="20"/>
+                <w:rtl w:val="1"/>
+                <w:rFonts w:cs="Arial"/>
               </w:rPr>
               <w:t>✅</w:t>
             </w:r>
@@ -1027,13 +1369,16 @@
           </w:tcPr>
           <w:p>
             <w:pPr>
-              <w:bidi/>
+              <w:bidi w:val="1"/>
               <w:jc w:val="right"/>
             </w:pPr>
             <w:r>
               <w:rPr>
+                <w:rFonts w:ascii="Arial" w:hAnsi="Arial"/>
                 <w:b w:val="0"/>
-                <w:rtl/>
+                <w:sz w:val="20"/>
+                <w:rtl w:val="1"/>
+                <w:rFonts w:cs="Arial"/>
               </w:rPr>
               <w:t>DistributionPanel</w:t>
             </w:r>
@@ -1047,13 +1392,16 @@
           </w:tcPr>
           <w:p>
             <w:pPr>
-              <w:bidi/>
+              <w:bidi w:val="1"/>
               <w:jc w:val="right"/>
             </w:pPr>
             <w:r>
               <w:rPr>
+                <w:rFonts w:ascii="Arial" w:hAnsi="Arial"/>
                 <w:b w:val="0"/>
-                <w:rtl/>
+                <w:sz w:val="20"/>
+                <w:rtl w:val="1"/>
+                <w:rFonts w:cs="Arial"/>
               </w:rPr>
               <w:t>הגדרות (מותג/ערוצים)</w:t>
             </w:r>
@@ -1065,13 +1413,16 @@
           </w:tcPr>
           <w:p>
             <w:pPr>
-              <w:bidi/>
+              <w:bidi w:val="1"/>
               <w:jc w:val="right"/>
             </w:pPr>
             <w:r>
               <w:rPr>
+                <w:rFonts w:ascii="Arial" w:hAnsi="Arial"/>
                 <w:b w:val="0"/>
-                <w:rtl/>
+                <w:sz w:val="20"/>
+                <w:rtl w:val="1"/>
+                <w:rFonts w:cs="Arial"/>
               </w:rPr>
               <w:t>✅</w:t>
             </w:r>
@@ -1083,13 +1434,16 @@
           </w:tcPr>
           <w:p>
             <w:pPr>
-              <w:bidi/>
+              <w:bidi w:val="1"/>
               <w:jc w:val="right"/>
             </w:pPr>
             <w:r>
               <w:rPr>
+                <w:rFonts w:ascii="Arial" w:hAnsi="Arial"/>
                 <w:b w:val="0"/>
-                <w:rtl/>
+                <w:sz w:val="20"/>
+                <w:rtl w:val="1"/>
+                <w:rFonts w:cs="Arial"/>
               </w:rPr>
               <w:t>/brand, /channels</w:t>
             </w:r>
@@ -1103,20 +1457,26 @@
           </w:tcPr>
           <w:p>
             <w:pPr>
-              <w:bidi/>
+              <w:bidi w:val="1"/>
               <w:jc w:val="right"/>
             </w:pPr>
             <w:r>
               <w:rPr>
+                <w:rFonts w:ascii="Arial" w:hAnsi="Arial"/>
                 <w:b/>
-                <w:rtl/>
+                <w:sz w:val="20"/>
+                <w:rtl w:val="1"/>
+                <w:rFonts w:cs="Arial"/>
               </w:rPr>
               <w:t>חיפוש/סינון</w:t>
             </w:r>
             <w:r>
               <w:rPr>
+                <w:rFonts w:ascii="Arial" w:hAnsi="Arial"/>
                 <w:b w:val="0"/>
-                <w:rtl/>
+                <w:sz w:val="20"/>
+                <w:rtl w:val="1"/>
+                <w:rFonts w:cs="Arial"/>
               </w:rPr>
               <w:t xml:space="preserve"> בתור</w:t>
             </w:r>
@@ -1128,13 +1488,16 @@
           </w:tcPr>
           <w:p>
             <w:pPr>
-              <w:bidi/>
+              <w:bidi w:val="1"/>
               <w:jc w:val="right"/>
             </w:pPr>
             <w:r>
               <w:rPr>
+                <w:rFonts w:ascii="Arial" w:hAnsi="Arial"/>
                 <w:b w:val="0"/>
-                <w:rtl/>
+                <w:sz w:val="20"/>
+                <w:rtl w:val="1"/>
+                <w:rFonts w:cs="Arial"/>
               </w:rPr>
               <w:t>❌</w:t>
             </w:r>
@@ -1146,13 +1509,16 @@
           </w:tcPr>
           <w:p>
             <w:pPr>
-              <w:bidi/>
+              <w:bidi w:val="1"/>
               <w:jc w:val="right"/>
             </w:pPr>
             <w:r>
               <w:rPr>
+                <w:rFonts w:ascii="Arial" w:hAnsi="Arial"/>
                 <w:b w:val="0"/>
-                <w:rtl/>
+                <w:sz w:val="20"/>
+                <w:rtl w:val="1"/>
+                <w:rFonts w:cs="Arial"/>
               </w:rPr>
               <w:t>הלוח בלי search/filter</w:t>
             </w:r>
@@ -1166,13 +1532,16 @@
           </w:tcPr>
           <w:p>
             <w:pPr>
-              <w:bidi/>
+              <w:bidi w:val="1"/>
               <w:jc w:val="right"/>
             </w:pPr>
             <w:r>
               <w:rPr>
+                <w:rFonts w:ascii="Arial" w:hAnsi="Arial"/>
                 <w:b/>
-                <w:rtl/>
+                <w:sz w:val="20"/>
+                <w:rtl w:val="1"/>
+                <w:rFonts w:cs="Arial"/>
               </w:rPr>
               <w:t>מחיקת בקשה/טיוטה</w:t>
             </w:r>
@@ -1184,13 +1553,16 @@
           </w:tcPr>
           <w:p>
             <w:pPr>
-              <w:bidi/>
+              <w:bidi w:val="1"/>
               <w:jc w:val="right"/>
             </w:pPr>
             <w:r>
               <w:rPr>
+                <w:rFonts w:ascii="Arial" w:hAnsi="Arial"/>
                 <w:b w:val="0"/>
-                <w:rtl/>
+                <w:sz w:val="20"/>
+                <w:rtl w:val="1"/>
+                <w:rFonts w:cs="Arial"/>
               </w:rPr>
               <w:t>❌</w:t>
             </w:r>
@@ -1202,13 +1574,16 @@
           </w:tcPr>
           <w:p>
             <w:pPr>
-              <w:bidi/>
+              <w:bidi w:val="1"/>
               <w:jc w:val="right"/>
             </w:pPr>
             <w:r>
               <w:rPr>
+                <w:rFonts w:ascii="Arial" w:hAnsi="Arial"/>
                 <w:b w:val="0"/>
-                <w:rtl/>
+                <w:sz w:val="20"/>
+                <w:rtl w:val="1"/>
+                <w:rFonts w:cs="Arial"/>
               </w:rPr>
               <w:t>אין delete</w:t>
             </w:r>
@@ -1222,13 +1597,16 @@
           </w:tcPr>
           <w:p>
             <w:pPr>
-              <w:bidi/>
+              <w:bidi w:val="1"/>
               <w:jc w:val="right"/>
             </w:pPr>
             <w:r>
               <w:rPr>
+                <w:rFonts w:ascii="Arial" w:hAnsi="Arial"/>
                 <w:b/>
-                <w:rtl/>
+                <w:sz w:val="20"/>
+                <w:rtl w:val="1"/>
+                <w:rFonts w:cs="Arial"/>
               </w:rPr>
               <w:t>עזרה ותמיכה</w:t>
             </w:r>
@@ -1240,13 +1618,16 @@
           </w:tcPr>
           <w:p>
             <w:pPr>
-              <w:bidi/>
+              <w:bidi w:val="1"/>
               <w:jc w:val="right"/>
             </w:pPr>
             <w:r>
               <w:rPr>
+                <w:rFonts w:ascii="Arial" w:hAnsi="Arial"/>
                 <w:b w:val="0"/>
-                <w:rtl/>
+                <w:sz w:val="20"/>
+                <w:rtl w:val="1"/>
+                <w:rFonts w:cs="Arial"/>
               </w:rPr>
               <w:t>❌</w:t>
             </w:r>
@@ -1258,13 +1639,16 @@
           </w:tcPr>
           <w:p>
             <w:pPr>
-              <w:bidi/>
+              <w:bidi w:val="1"/>
               <w:jc w:val="right"/>
             </w:pPr>
             <w:r>
               <w:rPr>
+                <w:rFonts w:ascii="Arial" w:hAnsi="Arial"/>
                 <w:b w:val="0"/>
-                <w:rtl/>
+                <w:sz w:val="20"/>
+                <w:rtl w:val="1"/>
+                <w:rFonts w:cs="Arial"/>
               </w:rPr>
               <w:t>אין</w:t>
             </w:r>
@@ -1275,13 +1659,16 @@
     <w:p>
       <w:pPr>
         <w:pStyle w:val="Heading2"/>
-        <w:bidi/>
+        <w:bidi w:val="1"/>
         <w:jc w:val="right"/>
       </w:pPr>
       <w:r>
         <w:rPr>
+          <w:rFonts w:ascii="Arial" w:hAnsi="Arial"/>
           <w:b w:val="0"/>
-          <w:rtl/>
+          <w:sz w:val="28"/>
+          <w:rtl w:val="1"/>
+          <w:rFonts w:cs="Arial"/>
         </w:rPr>
         <w:t>חלק ב' — Screens</w:t>
       </w:r>
@@ -1305,13 +1692,16 @@
           </w:tcPr>
           <w:p>
             <w:pPr>
-              <w:bidi/>
+              <w:bidi w:val="1"/>
               <w:jc w:val="right"/>
             </w:pPr>
             <w:r>
               <w:rPr>
+                <w:rFonts w:ascii="Arial" w:hAnsi="Arial"/>
                 <w:b/>
-                <w:rtl/>
+                <w:sz w:val="20"/>
+                <w:rtl w:val="1"/>
+                <w:rFonts w:cs="Arial"/>
               </w:rPr>
               <w:t>Screen</w:t>
             </w:r>
@@ -1323,13 +1713,16 @@
           </w:tcPr>
           <w:p>
             <w:pPr>
-              <w:bidi/>
+              <w:bidi w:val="1"/>
               <w:jc w:val="right"/>
             </w:pPr>
             <w:r>
               <w:rPr>
+                <w:rFonts w:ascii="Arial" w:hAnsi="Arial"/>
                 <w:b/>
-                <w:rtl/>
+                <w:sz w:val="20"/>
+                <w:rtl w:val="1"/>
+                <w:rFonts w:cs="Arial"/>
               </w:rPr>
               <w:t>סטטוס</w:t>
             </w:r>
@@ -1341,13 +1734,16 @@
           </w:tcPr>
           <w:p>
             <w:pPr>
-              <w:bidi/>
+              <w:bidi w:val="1"/>
               <w:jc w:val="right"/>
             </w:pPr>
             <w:r>
               <w:rPr>
+                <w:rFonts w:ascii="Arial" w:hAnsi="Arial"/>
                 <w:b/>
-                <w:rtl/>
+                <w:sz w:val="20"/>
+                <w:rtl w:val="1"/>
+                <w:rFonts w:cs="Arial"/>
               </w:rPr>
               <w:t>הערה</w:t>
             </w:r>
@@ -1361,13 +1757,16 @@
           </w:tcPr>
           <w:p>
             <w:pPr>
-              <w:bidi/>
+              <w:bidi w:val="1"/>
               <w:jc w:val="right"/>
             </w:pPr>
             <w:r>
               <w:rPr>
+                <w:rFonts w:ascii="Arial" w:hAnsi="Arial"/>
                 <w:b w:val="0"/>
-                <w:rtl/>
+                <w:sz w:val="20"/>
+                <w:rtl w:val="1"/>
+                <w:rFonts w:cs="Arial"/>
               </w:rPr>
               <w:t>התחברות</w:t>
             </w:r>
@@ -1379,13 +1778,16 @@
           </w:tcPr>
           <w:p>
             <w:pPr>
-              <w:bidi/>
+              <w:bidi w:val="1"/>
               <w:jc w:val="right"/>
             </w:pPr>
             <w:r>
               <w:rPr>
+                <w:rFonts w:ascii="Arial" w:hAnsi="Arial"/>
                 <w:b w:val="0"/>
-                <w:rtl/>
+                <w:sz w:val="20"/>
+                <w:rtl w:val="1"/>
+                <w:rFonts w:cs="Arial"/>
               </w:rPr>
               <w:t>✅</w:t>
             </w:r>
@@ -1397,13 +1799,16 @@
           </w:tcPr>
           <w:p>
             <w:pPr>
-              <w:bidi/>
+              <w:bidi w:val="1"/>
               <w:jc w:val="right"/>
             </w:pPr>
             <w:r>
               <w:rPr>
+                <w:rFonts w:ascii="Arial" w:hAnsi="Arial"/>
                 <w:b w:val="0"/>
-                <w:rtl/>
+                <w:sz w:val="20"/>
+                <w:rtl w:val="1"/>
+                <w:rFonts w:cs="Arial"/>
               </w:rPr>
               <w:t>login (base)</w:t>
             </w:r>
@@ -1417,13 +1822,16 @@
           </w:tcPr>
           <w:p>
             <w:pPr>
-              <w:bidi/>
+              <w:bidi w:val="1"/>
               <w:jc w:val="right"/>
             </w:pPr>
             <w:r>
               <w:rPr>
+                <w:rFonts w:ascii="Arial" w:hAnsi="Arial"/>
                 <w:b w:val="0"/>
-                <w:rtl/>
+                <w:sz w:val="20"/>
+                <w:rtl w:val="1"/>
+                <w:rFonts w:cs="Arial"/>
               </w:rPr>
               <w:t>הגדרות (מותג/ערוצים)</w:t>
             </w:r>
@@ -1435,13 +1843,16 @@
           </w:tcPr>
           <w:p>
             <w:pPr>
-              <w:bidi/>
+              <w:bidi w:val="1"/>
               <w:jc w:val="right"/>
             </w:pPr>
             <w:r>
               <w:rPr>
+                <w:rFonts w:ascii="Arial" w:hAnsi="Arial"/>
                 <w:b w:val="0"/>
-                <w:rtl/>
+                <w:sz w:val="20"/>
+                <w:rtl w:val="1"/>
+                <w:rFonts w:cs="Arial"/>
               </w:rPr>
               <w:t>✅</w:t>
             </w:r>
@@ -1453,7 +1864,7 @@
           </w:tcPr>
           <w:p>
             <w:pPr>
-              <w:bidi/>
+              <w:bidi w:val="1"/>
               <w:jc w:val="right"/>
             </w:pPr>
           </w:p>
@@ -1466,13 +1877,16 @@
           </w:tcPr>
           <w:p>
             <w:pPr>
-              <w:bidi/>
+              <w:bidi w:val="1"/>
               <w:jc w:val="right"/>
             </w:pPr>
             <w:r>
               <w:rPr>
+                <w:rFonts w:ascii="Arial" w:hAnsi="Arial"/>
                 <w:b w:val="0"/>
-                <w:rtl/>
+                <w:sz w:val="20"/>
+                <w:rtl w:val="1"/>
+                <w:rFonts w:cs="Arial"/>
               </w:rPr>
               <w:t>יצירת/ניהול תוכן</w:t>
             </w:r>
@@ -1484,13 +1898,16 @@
           </w:tcPr>
           <w:p>
             <w:pPr>
-              <w:bidi/>
+              <w:bidi w:val="1"/>
               <w:jc w:val="right"/>
             </w:pPr>
             <w:r>
               <w:rPr>
+                <w:rFonts w:ascii="Arial" w:hAnsi="Arial"/>
                 <w:b w:val="0"/>
-                <w:rtl/>
+                <w:sz w:val="20"/>
+                <w:rtl w:val="1"/>
+                <w:rFonts w:cs="Arial"/>
               </w:rPr>
               <w:t>✅</w:t>
             </w:r>
@@ -1502,13 +1919,16 @@
           </w:tcPr>
           <w:p>
             <w:pPr>
-              <w:bidi/>
+              <w:bidi w:val="1"/>
               <w:jc w:val="right"/>
             </w:pPr>
             <w:r>
               <w:rPr>
+                <w:rFonts w:ascii="Arial" w:hAnsi="Arial"/>
                 <w:b w:val="0"/>
-                <w:rtl/>
+                <w:sz w:val="20"/>
+                <w:rtl w:val="1"/>
+                <w:rFonts w:cs="Arial"/>
               </w:rPr>
               <w:t>request detail</w:t>
             </w:r>
@@ -1522,13 +1942,16 @@
           </w:tcPr>
           <w:p>
             <w:pPr>
-              <w:bidi/>
+              <w:bidi w:val="1"/>
               <w:jc w:val="right"/>
             </w:pPr>
             <w:r>
               <w:rPr>
+                <w:rFonts w:ascii="Arial" w:hAnsi="Arial"/>
                 <w:b w:val="0"/>
-                <w:rtl/>
+                <w:sz w:val="20"/>
+                <w:rtl w:val="1"/>
+                <w:rFonts w:cs="Arial"/>
               </w:rPr>
               <w:t>כספת</w:t>
             </w:r>
@@ -1540,13 +1963,16 @@
           </w:tcPr>
           <w:p>
             <w:pPr>
-              <w:bidi/>
+              <w:bidi w:val="1"/>
               <w:jc w:val="right"/>
             </w:pPr>
             <w:r>
               <w:rPr>
+                <w:rFonts w:ascii="Arial" w:hAnsi="Arial"/>
                 <w:b w:val="0"/>
-                <w:rtl/>
+                <w:sz w:val="20"/>
+                <w:rtl w:val="1"/>
+                <w:rFonts w:cs="Arial"/>
               </w:rPr>
               <w:t>✅</w:t>
             </w:r>
@@ -1558,13 +1984,16 @@
           </w:tcPr>
           <w:p>
             <w:pPr>
-              <w:bidi/>
+              <w:bidi w:val="1"/>
               <w:jc w:val="right"/>
             </w:pPr>
             <w:r>
               <w:rPr>
+                <w:rFonts w:ascii="Arial" w:hAnsi="Arial"/>
                 <w:b w:val="0"/>
-                <w:rtl/>
+                <w:sz w:val="20"/>
+                <w:rtl w:val="1"/>
+                <w:rFonts w:cs="Arial"/>
               </w:rPr>
               <w:t>/vault</w:t>
             </w:r>
@@ -1578,13 +2007,16 @@
           </w:tcPr>
           <w:p>
             <w:pPr>
-              <w:bidi/>
+              <w:bidi w:val="1"/>
               <w:jc w:val="right"/>
             </w:pPr>
             <w:r>
               <w:rPr>
+                <w:rFonts w:ascii="Arial" w:hAnsi="Arial"/>
                 <w:b/>
-                <w:rtl/>
+                <w:sz w:val="20"/>
+                <w:rtl w:val="1"/>
+                <w:rFonts w:cs="Arial"/>
               </w:rPr>
               <w:t>Dashboard/בית</w:t>
             </w:r>
@@ -1596,13 +2028,16 @@
           </w:tcPr>
           <w:p>
             <w:pPr>
-              <w:bidi/>
+              <w:bidi w:val="1"/>
               <w:jc w:val="right"/>
             </w:pPr>
             <w:r>
               <w:rPr>
+                <w:rFonts w:ascii="Arial" w:hAnsi="Arial"/>
                 <w:b w:val="0"/>
-                <w:rtl/>
+                <w:sz w:val="20"/>
+                <w:rtl w:val="1"/>
+                <w:rFonts w:cs="Arial"/>
               </w:rPr>
               <w:t>❌</w:t>
             </w:r>
@@ -1614,13 +2049,16 @@
           </w:tcPr>
           <w:p>
             <w:pPr>
-              <w:bidi/>
+              <w:bidi w:val="1"/>
               <w:jc w:val="right"/>
             </w:pPr>
             <w:r>
               <w:rPr>
+                <w:rFonts w:ascii="Arial" w:hAnsi="Arial"/>
                 <w:b w:val="0"/>
-                <w:rtl/>
+                <w:sz w:val="20"/>
+                <w:rtl w:val="1"/>
+                <w:rFonts w:cs="Arial"/>
               </w:rPr>
               <w:t>home רק מפנה ל-requests; אין מבט-על</w:t>
             </w:r>
@@ -1634,13 +2072,16 @@
           </w:tcPr>
           <w:p>
             <w:pPr>
-              <w:bidi/>
+              <w:bidi w:val="1"/>
               <w:jc w:val="right"/>
             </w:pPr>
             <w:r>
               <w:rPr>
+                <w:rFonts w:ascii="Arial" w:hAnsi="Arial"/>
                 <w:b/>
-                <w:rtl/>
+                <w:sz w:val="20"/>
+                <w:rtl w:val="1"/>
+                <w:rFonts w:cs="Arial"/>
               </w:rPr>
               <w:t>Empty states</w:t>
             </w:r>
@@ -1652,13 +2093,16 @@
           </w:tcPr>
           <w:p>
             <w:pPr>
-              <w:bidi/>
+              <w:bidi w:val="1"/>
               <w:jc w:val="right"/>
             </w:pPr>
             <w:r>
               <w:rPr>
+                <w:rFonts w:ascii="Arial" w:hAnsi="Arial"/>
                 <w:b w:val="0"/>
-                <w:rtl/>
+                <w:sz w:val="20"/>
+                <w:rtl w:val="1"/>
+                <w:rFonts w:cs="Arial"/>
               </w:rPr>
               <w:t>🟡</w:t>
             </w:r>
@@ -1670,13 +2114,16 @@
           </w:tcPr>
           <w:p>
             <w:pPr>
-              <w:bidi/>
+              <w:bidi w:val="1"/>
               <w:jc w:val="right"/>
             </w:pPr>
             <w:r>
               <w:rPr>
+                <w:rFonts w:ascii="Arial" w:hAnsi="Arial"/>
                 <w:b w:val="0"/>
-                <w:rtl/>
+                <w:sz w:val="20"/>
+                <w:rtl w:val="1"/>
+                <w:rFonts w:cs="Arial"/>
               </w:rPr>
               <w:t>requests+vault ריקים קיימים; שאר לא</w:t>
             </w:r>
@@ -1690,13 +2137,16 @@
           </w:tcPr>
           <w:p>
             <w:pPr>
-              <w:bidi/>
+              <w:bidi w:val="1"/>
               <w:jc w:val="right"/>
             </w:pPr>
             <w:r>
               <w:rPr>
+                <w:rFonts w:ascii="Arial" w:hAnsi="Arial"/>
                 <w:b/>
-                <w:rtl/>
+                <w:sz w:val="20"/>
+                <w:rtl w:val="1"/>
+                <w:rFonts w:cs="Arial"/>
               </w:rPr>
               <w:t>דף שגיאה/404</w:t>
             </w:r>
@@ -1708,13 +2158,16 @@
           </w:tcPr>
           <w:p>
             <w:pPr>
-              <w:bidi/>
+              <w:bidi w:val="1"/>
               <w:jc w:val="right"/>
             </w:pPr>
             <w:r>
               <w:rPr>
+                <w:rFonts w:ascii="Arial" w:hAnsi="Arial"/>
                 <w:b w:val="0"/>
-                <w:rtl/>
+                <w:sz w:val="20"/>
+                <w:rtl w:val="1"/>
+                <w:rFonts w:cs="Arial"/>
               </w:rPr>
               <w:t>❌</w:t>
             </w:r>
@@ -1726,13 +2179,16 @@
           </w:tcPr>
           <w:p>
             <w:pPr>
-              <w:bidi/>
+              <w:bidi w:val="1"/>
               <w:jc w:val="right"/>
             </w:pPr>
             <w:r>
               <w:rPr>
+                <w:rFonts w:ascii="Arial" w:hAnsi="Arial"/>
                 <w:b w:val="0"/>
-                <w:rtl/>
+                <w:sz w:val="20"/>
+                <w:rtl w:val="1"/>
+                <w:rFonts w:cs="Arial"/>
               </w:rPr>
               <w:t>אין custom</w:t>
             </w:r>
@@ -1746,13 +2202,16 @@
           </w:tcPr>
           <w:p>
             <w:pPr>
-              <w:bidi/>
+              <w:bidi w:val="1"/>
               <w:jc w:val="right"/>
             </w:pPr>
             <w:r>
               <w:rPr>
+                <w:rFonts w:ascii="Arial" w:hAnsi="Arial"/>
                 <w:b/>
-                <w:rtl/>
+                <w:sz w:val="20"/>
+                <w:rtl w:val="1"/>
+                <w:rFonts w:cs="Arial"/>
               </w:rPr>
               <w:t>פרופיל</w:t>
             </w:r>
@@ -1764,13 +2223,16 @@
           </w:tcPr>
           <w:p>
             <w:pPr>
-              <w:bidi/>
+              <w:bidi w:val="1"/>
               <w:jc w:val="right"/>
             </w:pPr>
             <w:r>
               <w:rPr>
+                <w:rFonts w:ascii="Arial" w:hAnsi="Arial"/>
                 <w:b w:val="0"/>
-                <w:rtl/>
+                <w:sz w:val="20"/>
+                <w:rtl w:val="1"/>
+                <w:rFonts w:cs="Arial"/>
               </w:rPr>
               <w:t>❌</w:t>
             </w:r>
@@ -1782,13 +2244,16 @@
           </w:tcPr>
           <w:p>
             <w:pPr>
-              <w:bidi/>
+              <w:bidi w:val="1"/>
               <w:jc w:val="right"/>
             </w:pPr>
             <w:r>
               <w:rPr>
+                <w:rFonts w:ascii="Arial" w:hAnsi="Arial"/>
                 <w:b w:val="0"/>
-                <w:rtl/>
+                <w:sz w:val="20"/>
+                <w:rtl w:val="1"/>
+                <w:rFonts w:cs="Arial"/>
               </w:rPr>
               <w:t>אין</w:t>
             </w:r>
@@ -1799,13 +2264,16 @@
     <w:p>
       <w:pPr>
         <w:pStyle w:val="Heading2"/>
-        <w:bidi/>
+        <w:bidi w:val="1"/>
         <w:jc w:val="right"/>
       </w:pPr>
       <w:r>
         <w:rPr>
+          <w:rFonts w:ascii="Arial" w:hAnsi="Arial"/>
           <w:b w:val="0"/>
-          <w:rtl/>
+          <w:sz w:val="28"/>
+          <w:rtl w:val="1"/>
+          <w:rFonts w:cs="Arial"/>
         </w:rPr>
         <w:t>חלק ג' — Elements</w:t>
       </w:r>
@@ -1829,13 +2297,16 @@
           </w:tcPr>
           <w:p>
             <w:pPr>
-              <w:bidi/>
+              <w:bidi w:val="1"/>
               <w:jc w:val="right"/>
             </w:pPr>
             <w:r>
               <w:rPr>
+                <w:rFonts w:ascii="Arial" w:hAnsi="Arial"/>
                 <w:b/>
-                <w:rtl/>
+                <w:sz w:val="20"/>
+                <w:rtl w:val="1"/>
+                <w:rFonts w:cs="Arial"/>
               </w:rPr>
               <w:t>רכיב</w:t>
             </w:r>
@@ -1847,13 +2318,16 @@
           </w:tcPr>
           <w:p>
             <w:pPr>
-              <w:bidi/>
+              <w:bidi w:val="1"/>
               <w:jc w:val="right"/>
             </w:pPr>
             <w:r>
               <w:rPr>
+                <w:rFonts w:ascii="Arial" w:hAnsi="Arial"/>
                 <w:b/>
-                <w:rtl/>
+                <w:sz w:val="20"/>
+                <w:rtl w:val="1"/>
+                <w:rFonts w:cs="Arial"/>
               </w:rPr>
               <w:t>סטטוס</w:t>
             </w:r>
@@ -1865,13 +2339,16 @@
           </w:tcPr>
           <w:p>
             <w:pPr>
-              <w:bidi/>
+              <w:bidi w:val="1"/>
               <w:jc w:val="right"/>
             </w:pPr>
             <w:r>
               <w:rPr>
+                <w:rFonts w:ascii="Arial" w:hAnsi="Arial"/>
                 <w:b/>
-                <w:rtl/>
+                <w:sz w:val="20"/>
+                <w:rtl w:val="1"/>
+                <w:rFonts w:cs="Arial"/>
               </w:rPr>
               <w:t>הערה</w:t>
             </w:r>
@@ -1885,13 +2362,16 @@
           </w:tcPr>
           <w:p>
             <w:pPr>
-              <w:bidi/>
+              <w:bidi w:val="1"/>
               <w:jc w:val="right"/>
             </w:pPr>
             <w:r>
               <w:rPr>
+                <w:rFonts w:ascii="Arial" w:hAnsi="Arial"/>
                 <w:b w:val="0"/>
-                <w:rtl/>
+                <w:sz w:val="20"/>
+                <w:rtl w:val="1"/>
+                <w:rFonts w:cs="Arial"/>
               </w:rPr>
               <w:t>כפתורים, טפסים, chips, cards</w:t>
             </w:r>
@@ -1903,13 +2383,16 @@
           </w:tcPr>
           <w:p>
             <w:pPr>
-              <w:bidi/>
+              <w:bidi w:val="1"/>
               <w:jc w:val="right"/>
             </w:pPr>
             <w:r>
               <w:rPr>
+                <w:rFonts w:ascii="Arial" w:hAnsi="Arial"/>
                 <w:b w:val="0"/>
-                <w:rtl/>
+                <w:sz w:val="20"/>
+                <w:rtl w:val="1"/>
+                <w:rFonts w:cs="Arial"/>
               </w:rPr>
               <w:t>✅</w:t>
             </w:r>
@@ -1921,13 +2404,16 @@
           </w:tcPr>
           <w:p>
             <w:pPr>
-              <w:bidi/>
+              <w:bidi w:val="1"/>
               <w:jc w:val="right"/>
             </w:pPr>
             <w:r>
               <w:rPr>
+                <w:rFonts w:ascii="Arial" w:hAnsi="Arial"/>
                 <w:b w:val="0"/>
-                <w:rtl/>
+                <w:sz w:val="20"/>
+                <w:rtl w:val="1"/>
+                <w:rFonts w:cs="Arial"/>
               </w:rPr>
               <w:t>עקביים (טוקני HELIX)</w:t>
             </w:r>
@@ -1941,13 +2427,16 @@
           </w:tcPr>
           <w:p>
             <w:pPr>
-              <w:bidi/>
+              <w:bidi w:val="1"/>
               <w:jc w:val="right"/>
             </w:pPr>
             <w:r>
               <w:rPr>
+                <w:rFonts w:ascii="Arial" w:hAnsi="Arial"/>
                 <w:b w:val="0"/>
-                <w:rtl/>
+                <w:sz w:val="20"/>
+                <w:rtl w:val="1"/>
+                <w:rFonts w:cs="Arial"/>
               </w:rPr>
               <w:t>לוח drag-drop</w:t>
             </w:r>
@@ -1959,13 +2448,16 @@
           </w:tcPr>
           <w:p>
             <w:pPr>
-              <w:bidi/>
+              <w:bidi w:val="1"/>
               <w:jc w:val="right"/>
             </w:pPr>
             <w:r>
               <w:rPr>
+                <w:rFonts w:ascii="Arial" w:hAnsi="Arial"/>
                 <w:b w:val="0"/>
-                <w:rtl/>
+                <w:sz w:val="20"/>
+                <w:rtl w:val="1"/>
+                <w:rFonts w:cs="Arial"/>
               </w:rPr>
               <w:t>✅</w:t>
             </w:r>
@@ -1977,13 +2469,16 @@
           </w:tcPr>
           <w:p>
             <w:pPr>
-              <w:bidi/>
+              <w:bidi w:val="1"/>
               <w:jc w:val="right"/>
             </w:pPr>
             <w:r>
               <w:rPr>
+                <w:rFonts w:ascii="Arial" w:hAnsi="Arial"/>
                 <w:b w:val="0"/>
-                <w:rtl/>
+                <w:sz w:val="20"/>
+                <w:rtl w:val="1"/>
+                <w:rFonts w:cs="Arial"/>
               </w:rPr>
               <w:t>dnd-kit</w:t>
             </w:r>
@@ -1997,13 +2492,16 @@
           </w:tcPr>
           <w:p>
             <w:pPr>
-              <w:bidi/>
+              <w:bidi w:val="1"/>
               <w:jc w:val="right"/>
             </w:pPr>
             <w:r>
               <w:rPr>
+                <w:rFonts w:ascii="Arial" w:hAnsi="Arial"/>
                 <w:b/>
-                <w:rtl/>
+                <w:sz w:val="20"/>
+                <w:rtl w:val="1"/>
+                <w:rFonts w:cs="Arial"/>
               </w:rPr>
               <w:t>Toasts / notifications</w:t>
             </w:r>
@@ -2015,13 +2513,16 @@
           </w:tcPr>
           <w:p>
             <w:pPr>
-              <w:bidi/>
+              <w:bidi w:val="1"/>
               <w:jc w:val="right"/>
             </w:pPr>
             <w:r>
               <w:rPr>
+                <w:rFonts w:ascii="Arial" w:hAnsi="Arial"/>
                 <w:b w:val="0"/>
-                <w:rtl/>
+                <w:sz w:val="20"/>
+                <w:rtl w:val="1"/>
+                <w:rFonts w:cs="Arial"/>
               </w:rPr>
               <w:t>❌</w:t>
             </w:r>
@@ -2033,13 +2534,16 @@
           </w:tcPr>
           <w:p>
             <w:pPr>
-              <w:bidi/>
+              <w:bidi w:val="1"/>
               <w:jc w:val="right"/>
             </w:pPr>
             <w:r>
               <w:rPr>
+                <w:rFonts w:ascii="Arial" w:hAnsi="Arial"/>
                 <w:b w:val="0"/>
-                <w:rtl/>
+                <w:sz w:val="20"/>
+                <w:rtl w:val="1"/>
+                <w:rFonts w:cs="Arial"/>
               </w:rPr>
               <w:t>רק טקסט inline</w:t>
             </w:r>
@@ -2053,13 +2557,16 @@
           </w:tcPr>
           <w:p>
             <w:pPr>
-              <w:bidi/>
+              <w:bidi w:val="1"/>
               <w:jc w:val="right"/>
             </w:pPr>
             <w:r>
               <w:rPr>
+                <w:rFonts w:ascii="Arial" w:hAnsi="Arial"/>
                 <w:b/>
-                <w:rtl/>
+                <w:sz w:val="20"/>
+                <w:rtl w:val="1"/>
+                <w:rFonts w:cs="Arial"/>
               </w:rPr>
               <w:t>Tooltips / popovers</w:t>
             </w:r>
@@ -2071,13 +2578,16 @@
           </w:tcPr>
           <w:p>
             <w:pPr>
-              <w:bidi/>
+              <w:bidi w:val="1"/>
               <w:jc w:val="right"/>
             </w:pPr>
             <w:r>
               <w:rPr>
+                <w:rFonts w:ascii="Arial" w:hAnsi="Arial"/>
                 <w:b w:val="0"/>
-                <w:rtl/>
+                <w:sz w:val="20"/>
+                <w:rtl w:val="1"/>
+                <w:rFonts w:cs="Arial"/>
               </w:rPr>
               <w:t>❌</w:t>
             </w:r>
@@ -2089,13 +2599,16 @@
           </w:tcPr>
           <w:p>
             <w:pPr>
-              <w:bidi/>
+              <w:bidi w:val="1"/>
               <w:jc w:val="right"/>
             </w:pPr>
             <w:r>
               <w:rPr>
+                <w:rFonts w:ascii="Arial" w:hAnsi="Arial"/>
                 <w:b w:val="0"/>
-                <w:rtl/>
+                <w:sz w:val="20"/>
+                <w:rtl w:val="1"/>
+                <w:rFonts w:cs="Arial"/>
               </w:rPr>
               <w:t>רק title attrs</w:t>
             </w:r>
@@ -2109,13 +2622,16 @@
           </w:tcPr>
           <w:p>
             <w:pPr>
-              <w:bidi/>
+              <w:bidi w:val="1"/>
               <w:jc w:val="right"/>
             </w:pPr>
             <w:r>
               <w:rPr>
+                <w:rFonts w:ascii="Arial" w:hAnsi="Arial"/>
                 <w:b/>
-                <w:rtl/>
+                <w:sz w:val="20"/>
+                <w:rtl w:val="1"/>
+                <w:rFonts w:cs="Arial"/>
               </w:rPr>
               <w:t>Loading / skeleton</w:t>
             </w:r>
@@ -2127,13 +2643,16 @@
           </w:tcPr>
           <w:p>
             <w:pPr>
-              <w:bidi/>
+              <w:bidi w:val="1"/>
               <w:jc w:val="right"/>
             </w:pPr>
             <w:r>
               <w:rPr>
+                <w:rFonts w:ascii="Arial" w:hAnsi="Arial"/>
                 <w:b w:val="0"/>
-                <w:rtl/>
+                <w:sz w:val="20"/>
+                <w:rtl w:val="1"/>
+                <w:rFonts w:cs="Arial"/>
               </w:rPr>
               <w:t>❌</w:t>
             </w:r>
@@ -2145,13 +2664,16 @@
           </w:tcPr>
           <w:p>
             <w:pPr>
-              <w:bidi/>
+              <w:bidi w:val="1"/>
               <w:jc w:val="right"/>
             </w:pPr>
             <w:r>
               <w:rPr>
+                <w:rFonts w:ascii="Arial" w:hAnsi="Arial"/>
                 <w:b w:val="0"/>
-                <w:rtl/>
+                <w:sz w:val="20"/>
+                <w:rtl w:val="1"/>
+                <w:rFonts w:cs="Arial"/>
               </w:rPr>
               <w:t>אין skeletons</w:t>
             </w:r>
@@ -2165,13 +2687,16 @@
           </w:tcPr>
           <w:p>
             <w:pPr>
-              <w:bidi/>
+              <w:bidi w:val="1"/>
               <w:jc w:val="right"/>
             </w:pPr>
             <w:r>
               <w:rPr>
+                <w:rFonts w:ascii="Arial" w:hAnsi="Arial"/>
                 <w:b/>
-                <w:rtl/>
+                <w:sz w:val="20"/>
+                <w:rtl w:val="1"/>
+                <w:rFonts w:cs="Arial"/>
               </w:rPr>
               <w:t>Modals / drawers</w:t>
             </w:r>
@@ -2183,13 +2708,16 @@
           </w:tcPr>
           <w:p>
             <w:pPr>
-              <w:bidi/>
+              <w:bidi w:val="1"/>
               <w:jc w:val="right"/>
             </w:pPr>
             <w:r>
               <w:rPr>
+                <w:rFonts w:ascii="Arial" w:hAnsi="Arial"/>
                 <w:b w:val="0"/>
-                <w:rtl/>
+                <w:sz w:val="20"/>
+                <w:rtl w:val="1"/>
+                <w:rFonts w:cs="Arial"/>
               </w:rPr>
               <w:t>❌</w:t>
             </w:r>
@@ -2201,13 +2729,16 @@
           </w:tcPr>
           <w:p>
             <w:pPr>
-              <w:bidi/>
+              <w:bidi w:val="1"/>
               <w:jc w:val="right"/>
             </w:pPr>
             <w:r>
               <w:rPr>
+                <w:rFonts w:ascii="Arial" w:hAnsi="Arial"/>
                 <w:b w:val="0"/>
-                <w:rtl/>
+                <w:sz w:val="20"/>
+                <w:rtl w:val="1"/>
+                <w:rFonts w:cs="Arial"/>
               </w:rPr>
               <w:t>אין</w:t>
             </w:r>
@@ -2221,13 +2752,16 @@
           </w:tcPr>
           <w:p>
             <w:pPr>
-              <w:bidi/>
+              <w:bidi w:val="1"/>
               <w:jc w:val="right"/>
             </w:pPr>
             <w:r>
               <w:rPr>
+                <w:rFonts w:ascii="Arial" w:hAnsi="Arial"/>
                 <w:b w:val="0"/>
-                <w:rtl/>
+                <w:sz w:val="20"/>
+                <w:rtl w:val="1"/>
+                <w:rFonts w:cs="Arial"/>
               </w:rPr>
               <w:t>Badges / status</w:t>
             </w:r>
@@ -2239,13 +2773,16 @@
           </w:tcPr>
           <w:p>
             <w:pPr>
-              <w:bidi/>
+              <w:bidi w:val="1"/>
               <w:jc w:val="right"/>
             </w:pPr>
             <w:r>
               <w:rPr>
+                <w:rFonts w:ascii="Arial" w:hAnsi="Arial"/>
                 <w:b w:val="0"/>
-                <w:rtl/>
+                <w:sz w:val="20"/>
+                <w:rtl w:val="1"/>
+                <w:rFonts w:cs="Arial"/>
               </w:rPr>
               <w:t>🟡</w:t>
             </w:r>
@@ -2257,13 +2794,16 @@
           </w:tcPr>
           <w:p>
             <w:pPr>
-              <w:bidi/>
+              <w:bidi w:val="1"/>
               <w:jc w:val="right"/>
             </w:pPr>
             <w:r>
               <w:rPr>
+                <w:rFonts w:ascii="Arial" w:hAnsi="Arial"/>
                 <w:b w:val="0"/>
-                <w:rtl/>
+                <w:sz w:val="20"/>
+                <w:rtl w:val="1"/>
+                <w:rFonts w:cs="Arial"/>
               </w:rPr>
               <w:t>תוויות סטטוס בסיסי</w:t>
             </w:r>
@@ -2277,13 +2817,16 @@
           </w:tcPr>
           <w:p>
             <w:pPr>
-              <w:bidi/>
+              <w:bidi w:val="1"/>
               <w:jc w:val="right"/>
             </w:pPr>
             <w:r>
               <w:rPr>
+                <w:rFonts w:ascii="Arial" w:hAnsi="Arial"/>
                 <w:b w:val="0"/>
-                <w:rtl/>
+                <w:sz w:val="20"/>
+                <w:rtl w:val="1"/>
+                <w:rFonts w:cs="Arial"/>
               </w:rPr>
               <w:t>Empty state</w:t>
             </w:r>
@@ -2295,13 +2838,16 @@
           </w:tcPr>
           <w:p>
             <w:pPr>
-              <w:bidi/>
+              <w:bidi w:val="1"/>
               <w:jc w:val="right"/>
             </w:pPr>
             <w:r>
               <w:rPr>
+                <w:rFonts w:ascii="Arial" w:hAnsi="Arial"/>
                 <w:b w:val="0"/>
-                <w:rtl/>
+                <w:sz w:val="20"/>
+                <w:rtl w:val="1"/>
+                <w:rFonts w:cs="Arial"/>
               </w:rPr>
               <w:t>🟡</w:t>
             </w:r>
@@ -2313,13 +2859,16 @@
           </w:tcPr>
           <w:p>
             <w:pPr>
-              <w:bidi/>
+              <w:bidi w:val="1"/>
               <w:jc w:val="right"/>
             </w:pPr>
             <w:r>
               <w:rPr>
+                <w:rFonts w:ascii="Arial" w:hAnsi="Arial"/>
                 <w:b w:val="0"/>
-                <w:rtl/>
+                <w:sz w:val="20"/>
+                <w:rtl w:val="1"/>
+                <w:rFonts w:cs="Arial"/>
               </w:rPr>
               <w:t>חלקי</w:t>
             </w:r>
@@ -2330,40 +2879,52 @@
     <w:p>
       <w:pPr>
         <w:pStyle w:val="Heading2"/>
-        <w:bidi/>
+        <w:bidi w:val="1"/>
         <w:jc w:val="right"/>
       </w:pPr>
       <w:r>
         <w:rPr>
+          <w:rFonts w:ascii="Arial" w:hAnsi="Arial"/>
           <w:b w:val="0"/>
-          <w:rtl/>
+          <w:sz w:val="28"/>
+          <w:rtl w:val="1"/>
+          <w:rFonts w:cs="Arial"/>
         </w:rPr>
         <w:t>חלק ד' — Emails</w:t>
       </w:r>
     </w:p>
     <w:p>
       <w:pPr>
-        <w:bidi/>
+        <w:bidi w:val="1"/>
         <w:jc w:val="right"/>
       </w:pPr>
       <w:r>
         <w:rPr>
+          <w:rFonts w:ascii="Arial" w:hAnsi="Arial"/>
           <w:b w:val="0"/>
-          <w:rtl/>
+          <w:sz w:val="22"/>
+          <w:rtl w:val="1"/>
+          <w:rFonts w:cs="Arial"/>
         </w:rPr>
         <w:t xml:space="preserve">❌ </w:t>
       </w:r>
       <w:r>
         <w:rPr>
+          <w:rFonts w:ascii="Arial" w:hAnsi="Arial"/>
           <w:b/>
-          <w:rtl/>
+          <w:sz w:val="22"/>
+          <w:rtl w:val="1"/>
+          <w:rFonts w:cs="Arial"/>
         </w:rPr>
         <w:t>אין</w:t>
       </w:r>
       <w:r>
         <w:rPr>
+          <w:rFonts w:ascii="Arial" w:hAnsi="Arial"/>
           <w:b w:val="0"/>
-          <w:rtl/>
+          <w:sz w:val="22"/>
+          <w:rtl w:val="1"/>
+          <w:rFonts w:cs="Arial"/>
         </w:rPr>
         <w:t xml:space="preserve"> — Resend זמין אבל אין מיילי מחזור-חיים (welcome/אישור/תזכורת).</w:t>
       </w:r>
@@ -2371,13 +2932,16 @@
     <w:p>
       <w:pPr>
         <w:pStyle w:val="Heading2"/>
-        <w:bidi/>
+        <w:bidi w:val="1"/>
         <w:jc w:val="right"/>
       </w:pPr>
       <w:r>
         <w:rPr>
+          <w:rFonts w:ascii="Arial" w:hAnsi="Arial"/>
           <w:b w:val="0"/>
-          <w:rtl/>
+          <w:sz w:val="28"/>
+          <w:rtl w:val="1"/>
+          <w:rFonts w:cs="Arial"/>
         </w:rPr>
         <w:t>חלק ה' — סטנדרטים</w:t>
       </w:r>
@@ -2400,7 +2964,7 @@
           </w:tcPr>
           <w:p>
             <w:pPr>
-              <w:bidi/>
+              <w:bidi w:val="1"/>
               <w:jc w:val="right"/>
             </w:pPr>
           </w:p>
@@ -2411,13 +2975,16 @@
           </w:tcPr>
           <w:p>
             <w:pPr>
-              <w:bidi/>
+              <w:bidi w:val="1"/>
               <w:jc w:val="right"/>
             </w:pPr>
             <w:r>
               <w:rPr>
+                <w:rFonts w:ascii="Arial" w:hAnsi="Arial"/>
                 <w:b/>
-                <w:rtl/>
+                <w:sz w:val="20"/>
+                <w:rtl w:val="1"/>
+                <w:rFonts w:cs="Arial"/>
               </w:rPr>
               <w:t>סטטוס</w:t>
             </w:r>
@@ -2431,13 +2998,16 @@
           </w:tcPr>
           <w:p>
             <w:pPr>
-              <w:bidi/>
+              <w:bidi w:val="1"/>
               <w:jc w:val="right"/>
             </w:pPr>
             <w:r>
               <w:rPr>
+                <w:rFonts w:ascii="Arial" w:hAnsi="Arial"/>
                 <w:b w:val="0"/>
-                <w:rtl/>
+                <w:sz w:val="20"/>
+                <w:rtl w:val="1"/>
+                <w:rFonts w:cs="Arial"/>
               </w:rPr>
               <w:t>Loading</w:t>
             </w:r>
@@ -2449,13 +3019,16 @@
           </w:tcPr>
           <w:p>
             <w:pPr>
-              <w:bidi/>
+              <w:bidi w:val="1"/>
               <w:jc w:val="right"/>
             </w:pPr>
             <w:r>
               <w:rPr>
+                <w:rFonts w:ascii="Arial" w:hAnsi="Arial"/>
                 <w:b w:val="0"/>
-                <w:rtl/>
+                <w:sz w:val="20"/>
+                <w:rtl w:val="1"/>
+                <w:rFonts w:cs="Arial"/>
               </w:rPr>
               <w:t>❌ חלש (אין skeletons)</w:t>
             </w:r>
@@ -2469,13 +3042,16 @@
           </w:tcPr>
           <w:p>
             <w:pPr>
-              <w:bidi/>
+              <w:bidi w:val="1"/>
               <w:jc w:val="right"/>
             </w:pPr>
             <w:r>
               <w:rPr>
+                <w:rFonts w:ascii="Arial" w:hAnsi="Arial"/>
                 <w:b w:val="0"/>
-                <w:rtl/>
+                <w:sz w:val="20"/>
+                <w:rtl w:val="1"/>
+                <w:rFonts w:cs="Arial"/>
               </w:rPr>
               <w:t>Error</w:t>
             </w:r>
@@ -2487,13 +3063,16 @@
           </w:tcPr>
           <w:p>
             <w:pPr>
-              <w:bidi/>
+              <w:bidi w:val="1"/>
               <w:jc w:val="right"/>
             </w:pPr>
             <w:r>
               <w:rPr>
+                <w:rFonts w:ascii="Arial" w:hAnsi="Arial"/>
                 <w:b w:val="0"/>
-                <w:rtl/>
+                <w:sz w:val="20"/>
+                <w:rtl w:val="1"/>
+                <w:rFonts w:cs="Arial"/>
               </w:rPr>
               <w:t>🟡 טקסט inline בלבד</w:t>
             </w:r>
@@ -2507,13 +3086,16 @@
           </w:tcPr>
           <w:p>
             <w:pPr>
-              <w:bidi/>
+              <w:bidi w:val="1"/>
               <w:jc w:val="right"/>
             </w:pPr>
             <w:r>
               <w:rPr>
+                <w:rFonts w:ascii="Arial" w:hAnsi="Arial"/>
                 <w:b w:val="0"/>
-                <w:rtl/>
+                <w:sz w:val="20"/>
+                <w:rtl w:val="1"/>
+                <w:rFonts w:cs="Arial"/>
               </w:rPr>
               <w:t>Empty</w:t>
             </w:r>
@@ -2525,13 +3107,16 @@
           </w:tcPr>
           <w:p>
             <w:pPr>
-              <w:bidi/>
+              <w:bidi w:val="1"/>
               <w:jc w:val="right"/>
             </w:pPr>
             <w:r>
               <w:rPr>
+                <w:rFonts w:ascii="Arial" w:hAnsi="Arial"/>
                 <w:b w:val="0"/>
-                <w:rtl/>
+                <w:sz w:val="20"/>
+                <w:rtl w:val="1"/>
+                <w:rFonts w:cs="Arial"/>
               </w:rPr>
               <w:t>🟡 חלקי</w:t>
             </w:r>
@@ -2545,13 +3130,16 @@
           </w:tcPr>
           <w:p>
             <w:pPr>
-              <w:bidi/>
+              <w:bidi w:val="1"/>
               <w:jc w:val="right"/>
             </w:pPr>
             <w:r>
               <w:rPr>
+                <w:rFonts w:ascii="Arial" w:hAnsi="Arial"/>
                 <w:b w:val="0"/>
-                <w:rtl/>
+                <w:sz w:val="20"/>
+                <w:rtl w:val="1"/>
+                <w:rFonts w:cs="Arial"/>
               </w:rPr>
               <w:t>RTL/עברית</w:t>
             </w:r>
@@ -2563,13 +3151,16 @@
           </w:tcPr>
           <w:p>
             <w:pPr>
-              <w:bidi/>
+              <w:bidi w:val="1"/>
               <w:jc w:val="right"/>
             </w:pPr>
             <w:r>
               <w:rPr>
+                <w:rFonts w:ascii="Arial" w:hAnsi="Arial"/>
                 <w:b w:val="0"/>
-                <w:rtl/>
+                <w:sz w:val="20"/>
+                <w:rtl w:val="1"/>
+                <w:rFonts w:cs="Arial"/>
               </w:rPr>
               <w:t>✅ (מהבסיס)</w:t>
             </w:r>
@@ -2583,13 +3174,16 @@
           </w:tcPr>
           <w:p>
             <w:pPr>
-              <w:bidi/>
+              <w:bidi w:val="1"/>
               <w:jc w:val="right"/>
             </w:pPr>
             <w:r>
               <w:rPr>
+                <w:rFonts w:ascii="Arial" w:hAnsi="Arial"/>
                 <w:b w:val="0"/>
-                <w:rtl/>
+                <w:sz w:val="20"/>
+                <w:rtl w:val="1"/>
+                <w:rFonts w:cs="Arial"/>
               </w:rPr>
               <w:t>נילסן (10)</w:t>
             </w:r>
@@ -2601,13 +3195,16 @@
           </w:tcPr>
           <w:p>
             <w:pPr>
-              <w:bidi/>
+              <w:bidi w:val="1"/>
               <w:jc w:val="right"/>
             </w:pPr>
             <w:r>
               <w:rPr>
+                <w:rFonts w:ascii="Arial" w:hAnsi="Arial"/>
                 <w:b w:val="0"/>
-                <w:rtl/>
+                <w:sz w:val="20"/>
+                <w:rtl w:val="1"/>
+                <w:rFonts w:cs="Arial"/>
               </w:rPr>
               <w:t>❌ לא נבדק</w:t>
             </w:r>
@@ -2621,13 +3218,16 @@
           </w:tcPr>
           <w:p>
             <w:pPr>
-              <w:bidi/>
+              <w:bidi w:val="1"/>
               <w:jc w:val="right"/>
             </w:pPr>
             <w:r>
               <w:rPr>
+                <w:rFonts w:ascii="Arial" w:hAnsi="Arial"/>
                 <w:b w:val="0"/>
-                <w:rtl/>
+                <w:sz w:val="20"/>
+                <w:rtl w:val="1"/>
+                <w:rFonts w:cs="Arial"/>
               </w:rPr>
               <w:t>מובייל (44px/רספונסיבי)</w:t>
             </w:r>
@@ -2639,13 +3239,16 @@
           </w:tcPr>
           <w:p>
             <w:pPr>
-              <w:bidi/>
+              <w:bidi w:val="1"/>
               <w:jc w:val="right"/>
             </w:pPr>
             <w:r>
               <w:rPr>
+                <w:rFonts w:ascii="Arial" w:hAnsi="Arial"/>
                 <w:b w:val="0"/>
-                <w:rtl/>
+                <w:sz w:val="20"/>
+                <w:rtl w:val="1"/>
+                <w:rFonts w:cs="Arial"/>
               </w:rPr>
               <w:t>❌ לא אומת</w:t>
             </w:r>
@@ -2659,13 +3262,16 @@
           </w:tcPr>
           <w:p>
             <w:pPr>
-              <w:bidi/>
+              <w:bidi w:val="1"/>
               <w:jc w:val="right"/>
             </w:pPr>
             <w:r>
               <w:rPr>
+                <w:rFonts w:ascii="Arial" w:hAnsi="Arial"/>
                 <w:b w:val="0"/>
-                <w:rtl/>
+                <w:sz w:val="20"/>
+                <w:rtl w:val="1"/>
+                <w:rFonts w:cs="Arial"/>
               </w:rPr>
               <w:t>נגישות (WCAG/focus/aria)</w:t>
             </w:r>
@@ -2677,13 +3283,16 @@
           </w:tcPr>
           <w:p>
             <w:pPr>
-              <w:bidi/>
+              <w:bidi w:val="1"/>
               <w:jc w:val="right"/>
             </w:pPr>
             <w:r>
               <w:rPr>
+                <w:rFonts w:ascii="Arial" w:hAnsi="Arial"/>
                 <w:b w:val="0"/>
-                <w:rtl/>
+                <w:sz w:val="20"/>
+                <w:rtl w:val="1"/>
+                <w:rFonts w:cs="Arial"/>
               </w:rPr>
               <w:t>❌ לא נבדק</w:t>
             </w:r>
@@ -2694,47 +3303,62 @@
     <w:p>
       <w:pPr>
         <w:pStyle w:val="Heading2"/>
-        <w:bidi/>
+        <w:bidi w:val="1"/>
         <w:jc w:val="right"/>
       </w:pPr>
       <w:r>
         <w:rPr>
+          <w:rFonts w:ascii="Arial" w:hAnsi="Arial"/>
           <w:b w:val="0"/>
-          <w:rtl/>
+          <w:sz w:val="28"/>
+          <w:rtl w:val="1"/>
+          <w:rFonts w:cs="Arial"/>
         </w:rPr>
         <w:t>חלק ו' — Onboarding</w:t>
       </w:r>
     </w:p>
     <w:p>
       <w:pPr>
-        <w:bidi/>
+        <w:bidi w:val="1"/>
         <w:jc w:val="right"/>
       </w:pPr>
       <w:r>
         <w:rPr>
+          <w:rFonts w:ascii="Arial" w:hAnsi="Arial"/>
           <w:b w:val="0"/>
-          <w:rtl/>
+          <w:sz w:val="22"/>
+          <w:rtl w:val="1"/>
+          <w:rFonts w:cs="Arial"/>
         </w:rPr>
         <w:t xml:space="preserve">❌ </w:t>
       </w:r>
       <w:r>
         <w:rPr>
+          <w:rFonts w:ascii="Arial" w:hAnsi="Arial"/>
           <w:b/>
-          <w:rtl/>
+          <w:sz w:val="22"/>
+          <w:rtl w:val="1"/>
+          <w:rFonts w:cs="Arial"/>
         </w:rPr>
         <w:t>אין בכלל.</w:t>
       </w:r>
       <w:r>
         <w:rPr>
+          <w:rFonts w:ascii="Arial" w:hAnsi="Arial"/>
           <w:b w:val="0"/>
-          <w:rtl/>
+          <w:sz w:val="22"/>
+          <w:rtl w:val="1"/>
+          <w:rFonts w:cs="Arial"/>
         </w:rPr>
         <w:t xml:space="preserve"> אין welcome, אין setup wizard, אין getting-started checklist, אין tooltips/tour, אין הבחנה first-run מול חוזר. </w:t>
       </w:r>
       <w:r>
         <w:rPr>
+          <w:rFonts w:ascii="Arial" w:hAnsi="Arial"/>
           <w:b/>
-          <w:rtl/>
+          <w:sz w:val="22"/>
+          <w:rtl w:val="1"/>
+          <w:rFonts w:cs="Arial"/>
         </w:rPr>
         <w:t>זו הקטגוריה הכי חסרה.</w:t>
       </w:r>
@@ -2742,54 +3366,85 @@
     <w:p>
       <w:pPr>
         <w:pStyle w:val="Heading2"/>
-        <w:bidi/>
+        <w:bidi w:val="1"/>
         <w:jc w:val="right"/>
       </w:pPr>
       <w:r>
         <w:rPr>
+          <w:rFonts w:ascii="Arial" w:hAnsi="Arial"/>
           <w:b w:val="0"/>
-          <w:rtl/>
+          <w:sz w:val="28"/>
+          <w:rtl w:val="1"/>
+          <w:rFonts w:cs="Arial"/>
         </w:rPr>
         <w:t>חלק ח' — Motion &amp; Effects</w:t>
       </w:r>
     </w:p>
     <w:p>
       <w:pPr>
-        <w:bidi/>
+        <w:bidi w:val="1"/>
         <w:jc w:val="right"/>
       </w:pPr>
       <w:r>
         <w:rPr>
+          <w:rFonts w:ascii="Arial" w:hAnsi="Arial"/>
           <w:b w:val="0"/>
-          <w:rtl/>
+          <w:sz w:val="22"/>
+          <w:rtl w:val="1"/>
+          <w:rFonts w:cs="Arial"/>
         </w:rPr>
         <w:t xml:space="preserve">❌ </w:t>
       </w:r>
       <w:r>
         <w:rPr>
+          <w:rFonts w:ascii="Arial" w:hAnsi="Arial"/>
           <w:b/>
-          <w:rtl/>
+          <w:sz w:val="22"/>
+          <w:rtl w:val="1"/>
+          <w:rFonts w:cs="Arial"/>
         </w:rPr>
         <w:t>אין.</w:t>
       </w:r>
       <w:r>
         <w:rPr>
+          <w:rFonts w:ascii="Arial" w:hAnsi="Arial"/>
           <w:b w:val="0"/>
-          <w:rtl/>
+          <w:sz w:val="22"/>
+          <w:rtl w:val="1"/>
+          <w:rFonts w:cs="Arial"/>
         </w:rPr>
         <w:t xml:space="preserve"> אין Framer Motion, אין Lottie, אין מעברי עמוד, אין micro-interactions מעבר ל-hover CSS, ה-drag בסיסי בלי ליטוש תנועה, אין skeleton/feedback מונפש.</w:t>
       </w:r>
     </w:p>
     <w:p>
       <w:pPr>
-        <w:pStyle w:val="Heading2"/>
-        <w:bidi/>
+        <w:bidi w:val="1"/>
         <w:jc w:val="right"/>
       </w:pPr>
       <w:r>
         <w:rPr>
+          <w:rFonts w:ascii="Arial" w:hAnsi="Arial"/>
           <w:b w:val="0"/>
-          <w:rtl/>
+          <w:sz w:val="22"/>
+          <w:rtl w:val="1"/>
+          <w:rFonts w:cs="Arial"/>
+        </w:rPr>
+        <w:t>---</w:t>
+      </w:r>
+    </w:p>
+    <w:p>
+      <w:pPr>
+        <w:pStyle w:val="Heading2"/>
+        <w:bidi w:val="1"/>
+        <w:jc w:val="right"/>
+      </w:pPr>
+      <w:r>
+        <w:rPr>
+          <w:rFonts w:ascii="Arial" w:hAnsi="Arial"/>
+          <w:b w:val="0"/>
+          <w:sz w:val="28"/>
+          <w:rtl w:val="1"/>
+          <w:rFonts w:cs="Arial"/>
         </w:rPr>
         <w:t>📋 תוכנית בנייה (לפי עדיפות)</w:t>
       </w:r>
@@ -2797,13 +3452,16 @@
     <w:p>
       <w:pPr>
         <w:pStyle w:val="Heading3"/>
-        <w:bidi/>
+        <w:bidi w:val="1"/>
         <w:jc w:val="right"/>
       </w:pPr>
       <w:r>
         <w:rPr>
+          <w:rFonts w:ascii="Arial" w:hAnsi="Arial"/>
           <w:b w:val="0"/>
-          <w:rtl/>
+          <w:sz w:val="24"/>
+          <w:rtl w:val="1"/>
+          <w:rFonts w:cs="Arial"/>
         </w:rPr>
         <w:t>עדיפות 1 — יסודות UX חסרים</w:t>
       </w:r>
@@ -2811,20 +3469,26 @@
     <w:p>
       <w:pPr>
         <w:pStyle w:val="ListNumber"/>
-        <w:bidi/>
+        <w:bidi w:val="1"/>
         <w:jc w:val="right"/>
       </w:pPr>
       <w:r>
         <w:rPr>
+          <w:rFonts w:ascii="Arial" w:hAnsi="Arial"/>
           <w:b/>
-          <w:rtl/>
+          <w:sz w:val="22"/>
+          <w:rtl w:val="1"/>
+          <w:rFonts w:cs="Arial"/>
         </w:rPr>
         <w:t>מערכת Toasts</w:t>
       </w:r>
       <w:r>
         <w:rPr>
+          <w:rFonts w:ascii="Arial" w:hAnsi="Arial"/>
           <w:b w:val="0"/>
-          <w:rtl/>
+          <w:sz w:val="22"/>
+          <w:rtl w:val="1"/>
+          <w:rFonts w:cs="Arial"/>
         </w:rPr>
         <w:t xml:space="preserve"> — feedback להצלחה/שגיאה בכל פעולה (במקום טקסט inline).</w:t>
       </w:r>
@@ -2832,20 +3496,26 @@
     <w:p>
       <w:pPr>
         <w:pStyle w:val="ListNumber"/>
-        <w:bidi/>
+        <w:bidi w:val="1"/>
         <w:jc w:val="right"/>
       </w:pPr>
       <w:r>
         <w:rPr>
+          <w:rFonts w:ascii="Arial" w:hAnsi="Arial"/>
           <w:b/>
-          <w:rtl/>
+          <w:sz w:val="22"/>
+          <w:rtl w:val="1"/>
+          <w:rFonts w:cs="Arial"/>
         </w:rPr>
         <w:t>Loading skeletons</w:t>
       </w:r>
       <w:r>
         <w:rPr>
+          <w:rFonts w:ascii="Arial" w:hAnsi="Arial"/>
           <w:b w:val="0"/>
-          <w:rtl/>
+          <w:sz w:val="22"/>
+          <w:rtl w:val="1"/>
+          <w:rFonts w:cs="Arial"/>
         </w:rPr>
         <w:t xml:space="preserve"> — לכל תצוגת דאטה (תור, כספת, סטודיו).</w:t>
       </w:r>
@@ -2853,20 +3523,26 @@
     <w:p>
       <w:pPr>
         <w:pStyle w:val="ListNumber"/>
-        <w:bidi/>
+        <w:bidi w:val="1"/>
         <w:jc w:val="right"/>
       </w:pPr>
       <w:r>
         <w:rPr>
+          <w:rFonts w:ascii="Arial" w:hAnsi="Arial"/>
           <w:b/>
-          <w:rtl/>
+          <w:sz w:val="22"/>
+          <w:rtl w:val="1"/>
+          <w:rFonts w:cs="Arial"/>
         </w:rPr>
         <w:t>Empty states מלאים ומזמינים</w:t>
       </w:r>
       <w:r>
         <w:rPr>
+          <w:rFonts w:ascii="Arial" w:hAnsi="Arial"/>
           <w:b w:val="0"/>
-          <w:rtl/>
+          <w:sz w:val="22"/>
+          <w:rtl w:val="1"/>
+          <w:rFonts w:cs="Arial"/>
         </w:rPr>
         <w:t xml:space="preserve"> — בכל מסך, עם CTA.</w:t>
       </w:r>
@@ -2874,20 +3550,26 @@
     <w:p>
       <w:pPr>
         <w:pStyle w:val="ListNumber"/>
-        <w:bidi/>
+        <w:bidi w:val="1"/>
         <w:jc w:val="right"/>
       </w:pPr>
       <w:r>
         <w:rPr>
+          <w:rFonts w:ascii="Arial" w:hAnsi="Arial"/>
           <w:b/>
-          <w:rtl/>
+          <w:sz w:val="22"/>
+          <w:rtl w:val="1"/>
+          <w:rFonts w:cs="Arial"/>
         </w:rPr>
         <w:t>Logout ב-Nav</w:t>
       </w:r>
       <w:r>
         <w:rPr>
+          <w:rFonts w:ascii="Arial" w:hAnsi="Arial"/>
           <w:b w:val="0"/>
-          <w:rtl/>
+          <w:sz w:val="22"/>
+          <w:rtl w:val="1"/>
+          <w:rFonts w:cs="Arial"/>
         </w:rPr>
         <w:t xml:space="preserve"> + פרופיל בסיסי.</w:t>
       </w:r>
@@ -2895,13 +3577,16 @@
     <w:p>
       <w:pPr>
         <w:pStyle w:val="Heading3"/>
-        <w:bidi/>
+        <w:bidi w:val="1"/>
         <w:jc w:val="right"/>
       </w:pPr>
       <w:r>
         <w:rPr>
+          <w:rFonts w:ascii="Arial" w:hAnsi="Arial"/>
           <w:b w:val="0"/>
-          <w:rtl/>
+          <w:sz w:val="24"/>
+          <w:rtl w:val="1"/>
+          <w:rFonts w:cs="Arial"/>
         </w:rPr>
         <w:t>עדיפות 2 — Onboarding</w:t>
       </w:r>
@@ -2909,20 +3594,26 @@
     <w:p>
       <w:pPr>
         <w:pStyle w:val="ListNumber"/>
-        <w:bidi/>
+        <w:bidi w:val="1"/>
         <w:jc w:val="right"/>
       </w:pPr>
       <w:r>
         <w:rPr>
+          <w:rFonts w:ascii="Arial" w:hAnsi="Arial"/>
           <w:b/>
-          <w:rtl/>
+          <w:sz w:val="22"/>
+          <w:rtl w:val="1"/>
+          <w:rFonts w:cs="Arial"/>
         </w:rPr>
         <w:t>Welcome / getting-started</w:t>
       </w:r>
       <w:r>
         <w:rPr>
+          <w:rFonts w:ascii="Arial" w:hAnsi="Arial"/>
           <w:b w:val="0"/>
-          <w:rtl/>
+          <w:sz w:val="22"/>
+          <w:rtl w:val="1"/>
+          <w:rFonts w:cs="Arial"/>
         </w:rPr>
         <w:t xml:space="preserve"> — checklist ראשוני ("הגדר מותג → חבר ערוץ → צור בקשה").</w:t>
       </w:r>
@@ -2930,20 +3621,26 @@
     <w:p>
       <w:pPr>
         <w:pStyle w:val="ListNumber"/>
-        <w:bidi/>
+        <w:bidi w:val="1"/>
         <w:jc w:val="right"/>
       </w:pPr>
       <w:r>
         <w:rPr>
+          <w:rFonts w:ascii="Arial" w:hAnsi="Arial"/>
           <w:b/>
-          <w:rtl/>
+          <w:sz w:val="22"/>
+          <w:rtl w:val="1"/>
+          <w:rFonts w:cs="Arial"/>
         </w:rPr>
         <w:t>Empty-state guidance</w:t>
       </w:r>
       <w:r>
         <w:rPr>
+          <w:rFonts w:ascii="Arial" w:hAnsi="Arial"/>
           <w:b w:val="0"/>
-          <w:rtl/>
+          <w:sz w:val="22"/>
+          <w:rtl w:val="1"/>
+          <w:rFonts w:cs="Arial"/>
         </w:rPr>
         <w:t xml:space="preserve"> — כל מסך ריק מוביל לצעד הבא.</w:t>
       </w:r>
@@ -2951,20 +3648,26 @@
     <w:p>
       <w:pPr>
         <w:pStyle w:val="ListNumber"/>
-        <w:bidi/>
+        <w:bidi w:val="1"/>
         <w:jc w:val="right"/>
       </w:pPr>
       <w:r>
         <w:rPr>
+          <w:rFonts w:ascii="Arial" w:hAnsi="Arial"/>
           <w:b/>
-          <w:rtl/>
+          <w:sz w:val="22"/>
+          <w:rtl w:val="1"/>
+          <w:rFonts w:cs="Arial"/>
         </w:rPr>
         <w:t>Tooltips בהקשר</w:t>
       </w:r>
       <w:r>
         <w:rPr>
+          <w:rFonts w:ascii="Arial" w:hAnsi="Arial"/>
           <w:b w:val="0"/>
-          <w:rtl/>
+          <w:sz w:val="22"/>
+          <w:rtl w:val="1"/>
+          <w:rFonts w:cs="Arial"/>
         </w:rPr>
         <w:t xml:space="preserve"> על פיצ'רים מרכזיים (סטודיו, לינטר, הפצה).</w:t>
       </w:r>
@@ -2972,13 +3675,16 @@
     <w:p>
       <w:pPr>
         <w:pStyle w:val="Heading3"/>
-        <w:bidi/>
+        <w:bidi w:val="1"/>
         <w:jc w:val="right"/>
       </w:pPr>
       <w:r>
         <w:rPr>
+          <w:rFonts w:ascii="Arial" w:hAnsi="Arial"/>
           <w:b w:val="0"/>
-          <w:rtl/>
+          <w:sz w:val="24"/>
+          <w:rtl w:val="1"/>
+          <w:rFonts w:cs="Arial"/>
         </w:rPr>
         <w:t>עדיפות 3 — Motion &amp; Effects ✨ (לא לשכוח!)</w:t>
       </w:r>
@@ -2986,20 +3692,26 @@
     <w:p>
       <w:pPr>
         <w:pStyle w:val="ListNumber"/>
-        <w:bidi/>
+        <w:bidi w:val="1"/>
         <w:jc w:val="right"/>
       </w:pPr>
       <w:r>
         <w:rPr>
+          <w:rFonts w:ascii="Arial" w:hAnsi="Arial"/>
           <w:b/>
-          <w:rtl/>
+          <w:sz w:val="22"/>
+          <w:rtl w:val="1"/>
+          <w:rFonts w:cs="Arial"/>
         </w:rPr>
         <w:t>Framer Motion</w:t>
       </w:r>
       <w:r>
         <w:rPr>
+          <w:rFonts w:ascii="Arial" w:hAnsi="Arial"/>
           <w:b w:val="0"/>
-          <w:rtl/>
+          <w:sz w:val="22"/>
+          <w:rtl w:val="1"/>
+          <w:rFonts w:cs="Arial"/>
         </w:rPr>
         <w:t xml:space="preserve"> — מעברי עמוד + list stagger + card hover/press.</w:t>
       </w:r>
@@ -3007,20 +3719,26 @@
     <w:p>
       <w:pPr>
         <w:pStyle w:val="ListNumber"/>
-        <w:bidi/>
+        <w:bidi w:val="1"/>
         <w:jc w:val="right"/>
       </w:pPr>
       <w:r>
         <w:rPr>
+          <w:rFonts w:ascii="Arial" w:hAnsi="Arial"/>
           <w:b/>
-          <w:rtl/>
+          <w:sz w:val="22"/>
+          <w:rtl w:val="1"/>
+          <w:rFonts w:cs="Arial"/>
         </w:rPr>
         <w:t>Micro-interactions</w:t>
       </w:r>
       <w:r>
         <w:rPr>
+          <w:rFonts w:ascii="Arial" w:hAnsi="Arial"/>
           <w:b w:val="0"/>
-          <w:rtl/>
+          <w:sz w:val="22"/>
+          <w:rtl w:val="1"/>
+          <w:rFonts w:cs="Arial"/>
         </w:rPr>
         <w:t xml:space="preserve"> — כפתורים, toggles, drag lift/drop.</w:t>
       </w:r>
@@ -3028,20 +3746,26 @@
     <w:p>
       <w:pPr>
         <w:pStyle w:val="ListNumber"/>
-        <w:bidi/>
+        <w:bidi w:val="1"/>
         <w:jc w:val="right"/>
       </w:pPr>
       <w:r>
         <w:rPr>
+          <w:rFonts w:ascii="Arial" w:hAnsi="Arial"/>
           <w:b/>
-          <w:rtl/>
+          <w:sz w:val="22"/>
+          <w:rtl w:val="1"/>
+          <w:rFonts w:cs="Arial"/>
         </w:rPr>
         <w:t>Feedback מונפש</w:t>
       </w:r>
       <w:r>
         <w:rPr>
+          <w:rFonts w:ascii="Arial" w:hAnsi="Arial"/>
           <w:b w:val="0"/>
-          <w:rtl/>
+          <w:sz w:val="22"/>
+          <w:rtl w:val="1"/>
+          <w:rFonts w:cs="Arial"/>
         </w:rPr>
         <w:t xml:space="preserve"> — הצלחה (וי/Lottie), toast slide-in, שגיאה (shake).</w:t>
       </w:r>
@@ -3049,20 +3773,26 @@
     <w:p>
       <w:pPr>
         <w:pStyle w:val="ListNumber"/>
-        <w:bidi/>
+        <w:bidi w:val="1"/>
         <w:jc w:val="right"/>
       </w:pPr>
       <w:r>
         <w:rPr>
+          <w:rFonts w:ascii="Arial" w:hAnsi="Arial"/>
           <w:b/>
-          <w:rtl/>
+          <w:sz w:val="22"/>
+          <w:rtl w:val="1"/>
+          <w:rFonts w:cs="Arial"/>
         </w:rPr>
         <w:t>Skeletons מונפשים</w:t>
       </w:r>
       <w:r>
         <w:rPr>
+          <w:rFonts w:ascii="Arial" w:hAnsi="Arial"/>
           <w:b w:val="0"/>
-          <w:rtl/>
+          <w:sz w:val="22"/>
+          <w:rtl w:val="1"/>
+          <w:rFonts w:cs="Arial"/>
         </w:rPr>
         <w:t xml:space="preserve"> (shimmer).</w:t>
       </w:r>
@@ -3070,20 +3800,26 @@
     <w:p>
       <w:pPr>
         <w:pStyle w:val="ListNumber"/>
-        <w:bidi/>
+        <w:bidi w:val="1"/>
         <w:jc w:val="right"/>
       </w:pPr>
       <w:r>
         <w:rPr>
+          <w:rFonts w:ascii="Arial" w:hAnsi="Arial"/>
           <w:b/>
-          <w:rtl/>
+          <w:sz w:val="22"/>
+          <w:rtl w:val="1"/>
+          <w:rFonts w:cs="Arial"/>
         </w:rPr>
         <w:t>Lottie</w:t>
       </w:r>
       <w:r>
         <w:rPr>
+          <w:rFonts w:ascii="Arial" w:hAnsi="Arial"/>
           <w:b w:val="0"/>
-          <w:rtl/>
+          <w:sz w:val="22"/>
+          <w:rtl w:val="1"/>
+          <w:rFonts w:cs="Arial"/>
         </w:rPr>
         <w:t xml:space="preserve"> — empty states + onboarding + מסך הצלחה (יש setup).</w:t>
       </w:r>
@@ -3091,20 +3827,26 @@
     <w:p>
       <w:pPr>
         <w:pStyle w:val="ListNumber"/>
-        <w:bidi/>
+        <w:bidi w:val="1"/>
         <w:jc w:val="right"/>
       </w:pPr>
       <w:r>
         <w:rPr>
+          <w:rFonts w:ascii="Arial" w:hAnsi="Arial"/>
           <w:b/>
-          <w:rtl/>
+          <w:sz w:val="22"/>
+          <w:rtl w:val="1"/>
+          <w:rFonts w:cs="Arial"/>
         </w:rPr>
-        <w:t>⚠️ prefers-reduced-motion</w:t>
+        <w:t>⚠️ `prefers-reduced-motion`</w:t>
       </w:r>
       <w:r>
         <w:rPr>
+          <w:rFonts w:ascii="Arial" w:hAnsi="Arial"/>
           <w:b w:val="0"/>
-          <w:rtl/>
+          <w:sz w:val="22"/>
+          <w:rtl w:val="1"/>
+          <w:rFonts w:cs="Arial"/>
         </w:rPr>
         <w:t xml:space="preserve"> — לכבד.</w:t>
       </w:r>
@@ -3112,13 +3854,16 @@
     <w:p>
       <w:pPr>
         <w:pStyle w:val="Heading3"/>
-        <w:bidi/>
+        <w:bidi w:val="1"/>
         <w:jc w:val="right"/>
       </w:pPr>
       <w:r>
         <w:rPr>
+          <w:rFonts w:ascii="Arial" w:hAnsi="Arial"/>
           <w:b w:val="0"/>
-          <w:rtl/>
+          <w:sz w:val="24"/>
+          <w:rtl w:val="1"/>
+          <w:rFonts w:cs="Arial"/>
         </w:rPr>
         <w:t>עדיפות 4 — בדיקות</w:t>
       </w:r>
@@ -3126,27 +3871,36 @@
     <w:p>
       <w:pPr>
         <w:pStyle w:val="ListNumber"/>
-        <w:bidi/>
+        <w:bidi w:val="1"/>
         <w:jc w:val="right"/>
       </w:pPr>
       <w:r>
         <w:rPr>
+          <w:rFonts w:ascii="Arial" w:hAnsi="Arial"/>
           <w:b w:val="0"/>
-          <w:rtl/>
+          <w:sz w:val="22"/>
+          <w:rtl w:val="1"/>
+          <w:rFonts w:cs="Arial"/>
         </w:rPr>
         <w:t xml:space="preserve">הרצת </w:t>
       </w:r>
       <w:r>
         <w:rPr>
+          <w:rFonts w:ascii="Arial" w:hAnsi="Arial"/>
           <w:b/>
-          <w:rtl/>
+          <w:sz w:val="22"/>
+          <w:rtl w:val="1"/>
+          <w:rFonts w:cs="Arial"/>
         </w:rPr>
         <w:t>ux-review + onboarding-ux + accessibility-audit</w:t>
       </w:r>
       <w:r>
         <w:rPr>
+          <w:rFonts w:ascii="Arial" w:hAnsi="Arial"/>
           <w:b w:val="0"/>
-          <w:rtl/>
+          <w:sz w:val="22"/>
+          <w:rtl w:val="1"/>
+          <w:rFonts w:cs="Arial"/>
         </w:rPr>
         <w:t xml:space="preserve"> על המוצר.</w:t>
       </w:r>
@@ -3154,49 +3908,1414 @@
     <w:p>
       <w:pPr>
         <w:pStyle w:val="ListNumber"/>
-        <w:bidi/>
+        <w:bidi w:val="1"/>
         <w:jc w:val="right"/>
       </w:pPr>
       <w:r>
         <w:rPr>
+          <w:rFonts w:ascii="Arial" w:hAnsi="Arial"/>
           <w:b w:val="0"/>
-          <w:rtl/>
+          <w:sz w:val="22"/>
+          <w:rtl w:val="1"/>
+          <w:rFonts w:cs="Arial"/>
         </w:rPr>
         <w:t>אימות מובייל/רספונסיבי.</w:t>
       </w:r>
     </w:p>
     <w:p>
       <w:pPr>
-        <w:bidi/>
+        <w:bidi w:val="1"/>
         <w:jc w:val="right"/>
       </w:pPr>
       <w:r>
         <w:rPr>
+          <w:rFonts w:ascii="Arial" w:hAnsi="Arial"/>
+          <w:b w:val="0"/>
+          <w:sz w:val="22"/>
+          <w:rtl w:val="1"/>
+          <w:rFonts w:cs="Arial"/>
+        </w:rPr>
+        <w:t>---</w:t>
+      </w:r>
+    </w:p>
+    <w:p>
+      <w:pPr>
+        <w:bidi w:val="1"/>
+        <w:jc w:val="right"/>
+      </w:pPr>
+      <w:r>
+        <w:rPr>
+          <w:rFonts w:ascii="Arial" w:hAnsi="Arial"/>
           <w:b/>
-          <w:rtl/>
+          <w:sz w:val="22"/>
+          <w:rtl w:val="1"/>
+          <w:rFonts w:cs="Arial"/>
         </w:rPr>
         <w:t>סיכום:</w:t>
       </w:r>
       <w:r>
         <w:rPr>
+          <w:rFonts w:ascii="Arial" w:hAnsi="Arial"/>
           <w:b w:val="0"/>
-          <w:rtl/>
+          <w:sz w:val="22"/>
+          <w:rtl w:val="1"/>
+          <w:rFonts w:cs="Arial"/>
         </w:rPr>
         <w:t xml:space="preserve"> הליבה הפונקציונלית מלאה, אבל </w:t>
       </w:r>
       <w:r>
         <w:rPr>
+          <w:rFonts w:ascii="Arial" w:hAnsi="Arial"/>
           <w:b/>
-          <w:rtl/>
+          <w:sz w:val="22"/>
+          <w:rtl w:val="1"/>
+          <w:rFonts w:cs="Arial"/>
         </w:rPr>
         <w:t>שכבת ה-UX (onboarding + effects + feedback states) כמעט לא קיימת</w:t>
       </w:r>
       <w:r>
         <w:rPr>
+          <w:rFonts w:ascii="Arial" w:hAnsi="Arial"/>
           <w:b w:val="0"/>
-          <w:rtl/>
+          <w:sz w:val="22"/>
+          <w:rtl w:val="1"/>
+          <w:rFonts w:cs="Arial"/>
         </w:rPr>
         <w:t xml:space="preserve"> — וזה בדיוק מה שנבנה עכשיו.</w:t>
+      </w:r>
+    </w:p>
+    <w:p>
+      <w:pPr>
+        <w:bidi w:val="1"/>
+        <w:jc w:val="right"/>
+      </w:pPr>
+      <w:r>
+        <w:rPr>
+          <w:rFonts w:ascii="Arial" w:hAnsi="Arial"/>
+          <w:b w:val="0"/>
+          <w:sz w:val="22"/>
+          <w:rtl w:val="1"/>
+          <w:rFonts w:cs="Arial"/>
+        </w:rPr>
+        <w:t>---</w:t>
+      </w:r>
+    </w:p>
+    <w:p>
+      <w:pPr>
+        <w:pStyle w:val="Heading2"/>
+        <w:bidi w:val="1"/>
+        <w:jc w:val="right"/>
+      </w:pPr>
+      <w:r>
+        <w:rPr>
+          <w:rFonts w:ascii="Arial" w:hAnsi="Arial"/>
+          <w:b w:val="0"/>
+          <w:sz w:val="28"/>
+          <w:rtl w:val="1"/>
+          <w:rFonts w:cs="Arial"/>
+        </w:rPr>
+        <w:t>🆕 מודול קמפיינים + A/B (2026-07) — audit UX</w:t>
+      </w:r>
+    </w:p>
+    <w:p>
+      <w:pPr>
+        <w:bidi w:val="1"/>
+        <w:jc w:val="right"/>
+      </w:pPr>
+      <w:r>
+        <w:rPr>
+          <w:rFonts w:ascii="Arial" w:hAnsi="Arial"/>
+          <w:b w:val="0"/>
+          <w:sz w:val="22"/>
+          <w:rtl w:val="1"/>
+          <w:rFonts w:cs="Arial"/>
+        </w:rPr>
+        <w:t xml:space="preserve">מסכים חדשים: </w:t>
+      </w:r>
+      <w:r>
+        <w:rPr>
+          <w:rFonts w:ascii="Consolas" w:hAnsi="Consolas"/>
+          <w:b w:val="0"/>
+          <w:color w:val="B02A37"/>
+          <w:sz w:val="22"/>
+          <w:rtl w:val="1"/>
+          <w:rFonts w:cs="Consolas"/>
+        </w:rPr>
+        <w:t>/[locale]/campaigns</w:t>
+      </w:r>
+      <w:r>
+        <w:rPr>
+          <w:rFonts w:ascii="Arial" w:hAnsi="Arial"/>
+          <w:b w:val="0"/>
+          <w:sz w:val="22"/>
+          <w:rtl w:val="1"/>
+          <w:rFonts w:cs="Arial"/>
+        </w:rPr>
+        <w:t xml:space="preserve"> (בונה) · </w:t>
+      </w:r>
+      <w:r>
+        <w:rPr>
+          <w:rFonts w:ascii="Consolas" w:hAnsi="Consolas"/>
+          <w:b w:val="0"/>
+          <w:color w:val="B02A37"/>
+          <w:sz w:val="22"/>
+          <w:rtl w:val="1"/>
+          <w:rFonts w:cs="Consolas"/>
+        </w:rPr>
+        <w:t>/[locale]/campaigns/[id]</w:t>
+      </w:r>
+      <w:r>
+        <w:rPr>
+          <w:rFonts w:ascii="Arial" w:hAnsi="Arial"/>
+          <w:b w:val="0"/>
+          <w:sz w:val="22"/>
+          <w:rtl w:val="1"/>
+          <w:rFonts w:cs="Arial"/>
+        </w:rPr>
+        <w:t xml:space="preserve"> (פירוט + פרסום). נבדק מול הצ'קליסט של UX-MASTER-reference:</w:t>
+      </w:r>
+    </w:p>
+    <w:tbl>
+      <w:tblPr>
+        <w:tblStyle w:val="LightGrid-Accent1"/>
+        <w:tblW w:type="auto" w:w="0"/>
+        <w:tblLook w:firstColumn="1" w:firstRow="1" w:lastColumn="0" w:lastRow="0" w:noHBand="0" w:noVBand="1" w:val="04A0"/>
+        <w:bidiVisual/>
+      </w:tblPr>
+      <w:tblGrid>
+        <w:gridCol w:w="2880"/>
+        <w:gridCol w:w="2880"/>
+        <w:gridCol w:w="2880"/>
+      </w:tblGrid>
+      <w:tr>
+        <w:tc>
+          <w:tcPr>
+            <w:tcW w:type="dxa" w:w="2880"/>
+          </w:tcPr>
+          <w:p>
+            <w:pPr>
+              <w:bidi w:val="1"/>
+              <w:jc w:val="right"/>
+            </w:pPr>
+            <w:r>
+              <w:rPr>
+                <w:rFonts w:ascii="Arial" w:hAnsi="Arial"/>
+                <w:b/>
+                <w:sz w:val="20"/>
+                <w:rtl w:val="1"/>
+                <w:rFonts w:cs="Arial"/>
+              </w:rPr>
+              <w:t>פריט</w:t>
+            </w:r>
+          </w:p>
+        </w:tc>
+        <w:tc>
+          <w:tcPr>
+            <w:tcW w:type="dxa" w:w="2880"/>
+          </w:tcPr>
+          <w:p>
+            <w:pPr>
+              <w:bidi w:val="1"/>
+              <w:jc w:val="right"/>
+            </w:pPr>
+            <w:r>
+              <w:rPr>
+                <w:rFonts w:ascii="Arial" w:hAnsi="Arial"/>
+                <w:b/>
+                <w:sz w:val="20"/>
+                <w:rtl w:val="1"/>
+                <w:rFonts w:cs="Arial"/>
+              </w:rPr>
+              <w:t>סטטוס</w:t>
+            </w:r>
+          </w:p>
+        </w:tc>
+        <w:tc>
+          <w:tcPr>
+            <w:tcW w:type="dxa" w:w="2880"/>
+          </w:tcPr>
+          <w:p>
+            <w:pPr>
+              <w:bidi w:val="1"/>
+              <w:jc w:val="right"/>
+            </w:pPr>
+            <w:r>
+              <w:rPr>
+                <w:rFonts w:ascii="Arial" w:hAnsi="Arial"/>
+                <w:b/>
+                <w:sz w:val="20"/>
+                <w:rtl w:val="1"/>
+                <w:rFonts w:cs="Arial"/>
+              </w:rPr>
+              <w:t>הערה</w:t>
+            </w:r>
+          </w:p>
+        </w:tc>
+      </w:tr>
+      <w:tr>
+        <w:tc>
+          <w:tcPr>
+            <w:tcW w:type="dxa" w:w="2880"/>
+          </w:tcPr>
+          <w:p>
+            <w:pPr>
+              <w:bidi w:val="1"/>
+              <w:jc w:val="right"/>
+            </w:pPr>
+            <w:r>
+              <w:rPr>
+                <w:rFonts w:ascii="Arial" w:hAnsi="Arial"/>
+                <w:b/>
+                <w:sz w:val="20"/>
+                <w:rtl w:val="1"/>
+                <w:rFonts w:cs="Arial"/>
+              </w:rPr>
+              <w:t>RTL + עברית</w:t>
+            </w:r>
+          </w:p>
+        </w:tc>
+        <w:tc>
+          <w:tcPr>
+            <w:tcW w:type="dxa" w:w="2880"/>
+          </w:tcPr>
+          <w:p>
+            <w:pPr>
+              <w:bidi w:val="1"/>
+              <w:jc w:val="right"/>
+            </w:pPr>
+            <w:r>
+              <w:rPr>
+                <w:rFonts w:ascii="Arial" w:hAnsi="Arial"/>
+                <w:b w:val="0"/>
+                <w:sz w:val="20"/>
+                <w:rtl w:val="1"/>
+                <w:rFonts w:cs="Arial"/>
+              </w:rPr>
+              <w:t>✅</w:t>
+            </w:r>
+          </w:p>
+        </w:tc>
+        <w:tc>
+          <w:tcPr>
+            <w:tcW w:type="dxa" w:w="2880"/>
+          </w:tcPr>
+          <w:p>
+            <w:pPr>
+              <w:bidi w:val="1"/>
+              <w:jc w:val="right"/>
+            </w:pPr>
+            <w:r>
+              <w:rPr>
+                <w:rFonts w:ascii="Consolas" w:hAnsi="Consolas"/>
+                <w:b w:val="0"/>
+                <w:color w:val="B02A37"/>
+                <w:sz w:val="20"/>
+                <w:rtl w:val="1"/>
+                <w:rFonts w:cs="Consolas"/>
+              </w:rPr>
+              <w:t>dir="rtl"</w:t>
+            </w:r>
+            <w:r>
+              <w:rPr>
+                <w:rFonts w:ascii="Arial" w:hAnsi="Arial"/>
+                <w:b w:val="0"/>
+                <w:sz w:val="20"/>
+                <w:rtl w:val="1"/>
+                <w:rFonts w:cs="Arial"/>
+              </w:rPr>
+              <w:t xml:space="preserve">, כל הטקסט עברית, מספרים </w:t>
+            </w:r>
+            <w:r>
+              <w:rPr>
+                <w:rFonts w:ascii="Consolas" w:hAnsi="Consolas"/>
+                <w:b w:val="0"/>
+                <w:color w:val="B02A37"/>
+                <w:sz w:val="20"/>
+                <w:rtl w:val="1"/>
+                <w:rFonts w:cs="Consolas"/>
+              </w:rPr>
+              <w:t>he-IL</w:t>
+            </w:r>
+          </w:p>
+        </w:tc>
+      </w:tr>
+      <w:tr>
+        <w:tc>
+          <w:tcPr>
+            <w:tcW w:type="dxa" w:w="2880"/>
+          </w:tcPr>
+          <w:p>
+            <w:pPr>
+              <w:bidi w:val="1"/>
+              <w:jc w:val="right"/>
+            </w:pPr>
+            <w:r>
+              <w:rPr>
+                <w:rFonts w:ascii="Arial" w:hAnsi="Arial"/>
+                <w:b/>
+                <w:sz w:val="20"/>
+                <w:rtl w:val="1"/>
+                <w:rFonts w:cs="Arial"/>
+              </w:rPr>
+              <w:t>Loading state</w:t>
+            </w:r>
+          </w:p>
+        </w:tc>
+        <w:tc>
+          <w:tcPr>
+            <w:tcW w:type="dxa" w:w="2880"/>
+          </w:tcPr>
+          <w:p>
+            <w:pPr>
+              <w:bidi w:val="1"/>
+              <w:jc w:val="right"/>
+            </w:pPr>
+            <w:r>
+              <w:rPr>
+                <w:rFonts w:ascii="Arial" w:hAnsi="Arial"/>
+                <w:b w:val="0"/>
+                <w:sz w:val="20"/>
+                <w:rtl w:val="1"/>
+                <w:rFonts w:cs="Arial"/>
+              </w:rPr>
+              <w:t>✅</w:t>
+            </w:r>
+          </w:p>
+        </w:tc>
+        <w:tc>
+          <w:tcPr>
+            <w:tcW w:type="dxa" w:w="2880"/>
+          </w:tcPr>
+          <w:p>
+            <w:pPr>
+              <w:bidi w:val="1"/>
+              <w:jc w:val="right"/>
+            </w:pPr>
+            <w:r>
+              <w:rPr>
+                <w:rFonts w:ascii="Consolas" w:hAnsi="Consolas"/>
+                <w:b w:val="0"/>
+                <w:color w:val="B02A37"/>
+                <w:sz w:val="20"/>
+                <w:rtl w:val="1"/>
+                <w:rFonts w:cs="Consolas"/>
+              </w:rPr>
+              <w:t>app/[locale]/loading.tsx</w:t>
+            </w:r>
+            <w:r>
+              <w:rPr>
+                <w:rFonts w:ascii="Arial" w:hAnsi="Arial"/>
+                <w:b w:val="0"/>
+                <w:sz w:val="20"/>
+                <w:rtl w:val="1"/>
+                <w:rFonts w:cs="Arial"/>
+              </w:rPr>
+              <w:t xml:space="preserve"> הגלובלי מכסה את הראוטים</w:t>
+            </w:r>
+          </w:p>
+        </w:tc>
+      </w:tr>
+      <w:tr>
+        <w:tc>
+          <w:tcPr>
+            <w:tcW w:type="dxa" w:w="2880"/>
+          </w:tcPr>
+          <w:p>
+            <w:pPr>
+              <w:bidi w:val="1"/>
+              <w:jc w:val="right"/>
+            </w:pPr>
+            <w:r>
+              <w:rPr>
+                <w:rFonts w:ascii="Arial" w:hAnsi="Arial"/>
+                <w:b/>
+                <w:sz w:val="20"/>
+                <w:rtl w:val="1"/>
+                <w:rFonts w:cs="Arial"/>
+              </w:rPr>
+              <w:t>בנייה אינקרמנטלית (progress)</w:t>
+            </w:r>
+          </w:p>
+        </w:tc>
+        <w:tc>
+          <w:tcPr>
+            <w:tcW w:type="dxa" w:w="2880"/>
+          </w:tcPr>
+          <w:p>
+            <w:pPr>
+              <w:bidi w:val="1"/>
+              <w:jc w:val="right"/>
+            </w:pPr>
+            <w:r>
+              <w:rPr>
+                <w:rFonts w:ascii="Arial" w:hAnsi="Arial"/>
+                <w:b w:val="0"/>
+                <w:sz w:val="20"/>
+                <w:rtl w:val="1"/>
+                <w:rFonts w:cs="Arial"/>
+              </w:rPr>
+              <w:t>✅</w:t>
+            </w:r>
+          </w:p>
+        </w:tc>
+        <w:tc>
+          <w:tcPr>
+            <w:tcW w:type="dxa" w:w="2880"/>
+          </w:tcPr>
+          <w:p>
+            <w:pPr>
+              <w:bidi w:val="1"/>
+              <w:jc w:val="right"/>
+            </w:pPr>
+            <w:r>
+              <w:rPr>
+                <w:rFonts w:ascii="Arial" w:hAnsi="Arial"/>
+                <w:b w:val="0"/>
+                <w:sz w:val="20"/>
+                <w:rtl w:val="1"/>
+                <w:rFonts w:cs="Arial"/>
+              </w:rPr>
+              <w:t>באנר "בונה 2/5…" + התוכן מופיע בהדרגה per-ערוץ</w:t>
+            </w:r>
+          </w:p>
+        </w:tc>
+      </w:tr>
+      <w:tr>
+        <w:tc>
+          <w:tcPr>
+            <w:tcW w:type="dxa" w:w="2880"/>
+          </w:tcPr>
+          <w:p>
+            <w:pPr>
+              <w:bidi w:val="1"/>
+              <w:jc w:val="right"/>
+            </w:pPr>
+            <w:r>
+              <w:rPr>
+                <w:rFonts w:ascii="Arial" w:hAnsi="Arial"/>
+                <w:b/>
+                <w:sz w:val="20"/>
+                <w:rtl w:val="1"/>
+                <w:rFonts w:cs="Arial"/>
+              </w:rPr>
+              <w:t>Empty states</w:t>
+            </w:r>
+          </w:p>
+        </w:tc>
+        <w:tc>
+          <w:tcPr>
+            <w:tcW w:type="dxa" w:w="2880"/>
+          </w:tcPr>
+          <w:p>
+            <w:pPr>
+              <w:bidi w:val="1"/>
+              <w:jc w:val="right"/>
+            </w:pPr>
+            <w:r>
+              <w:rPr>
+                <w:rFonts w:ascii="Arial" w:hAnsi="Arial"/>
+                <w:b w:val="0"/>
+                <w:sz w:val="20"/>
+                <w:rtl w:val="1"/>
+                <w:rFonts w:cs="Arial"/>
+              </w:rPr>
+              <w:t>✅</w:t>
+            </w:r>
+          </w:p>
+        </w:tc>
+        <w:tc>
+          <w:tcPr>
+            <w:tcW w:type="dxa" w:w="2880"/>
+          </w:tcPr>
+          <w:p>
+            <w:pPr>
+              <w:bidi w:val="1"/>
+              <w:jc w:val="right"/>
+            </w:pPr>
+            <w:r>
+              <w:rPr>
+                <w:rFonts w:ascii="Arial" w:hAnsi="Arial"/>
+                <w:b w:val="0"/>
+                <w:sz w:val="20"/>
+                <w:rtl w:val="1"/>
+                <w:rFonts w:cs="Arial"/>
+              </w:rPr>
+              <w:t>"עדיין אין קמפיינים" · "ממתין לבנייה…" · "אין פערים"</w:t>
+            </w:r>
+          </w:p>
+        </w:tc>
+      </w:tr>
+      <w:tr>
+        <w:tc>
+          <w:tcPr>
+            <w:tcW w:type="dxa" w:w="2880"/>
+          </w:tcPr>
+          <w:p>
+            <w:pPr>
+              <w:bidi w:val="1"/>
+              <w:jc w:val="right"/>
+            </w:pPr>
+            <w:r>
+              <w:rPr>
+                <w:rFonts w:ascii="Arial" w:hAnsi="Arial"/>
+                <w:b/>
+                <w:sz w:val="20"/>
+                <w:rtl w:val="1"/>
+                <w:rFonts w:cs="Arial"/>
+              </w:rPr>
+              <w:t>Error states</w:t>
+            </w:r>
+          </w:p>
+        </w:tc>
+        <w:tc>
+          <w:tcPr>
+            <w:tcW w:type="dxa" w:w="2880"/>
+          </w:tcPr>
+          <w:p>
+            <w:pPr>
+              <w:bidi w:val="1"/>
+              <w:jc w:val="right"/>
+            </w:pPr>
+            <w:r>
+              <w:rPr>
+                <w:rFonts w:ascii="Arial" w:hAnsi="Arial"/>
+                <w:b w:val="0"/>
+                <w:sz w:val="20"/>
+                <w:rtl w:val="1"/>
+                <w:rFonts w:cs="Arial"/>
+              </w:rPr>
+              <w:t>🟡</w:t>
+            </w:r>
+          </w:p>
+        </w:tc>
+        <w:tc>
+          <w:tcPr>
+            <w:tcW w:type="dxa" w:w="2880"/>
+          </w:tcPr>
+          <w:p>
+            <w:pPr>
+              <w:bidi w:val="1"/>
+              <w:jc w:val="right"/>
+            </w:pPr>
+            <w:r>
+              <w:rPr>
+                <w:rFonts w:ascii="Arial" w:hAnsi="Arial"/>
+                <w:b w:val="0"/>
+                <w:sz w:val="20"/>
+                <w:rtl w:val="1"/>
+                <w:rFonts w:cs="Arial"/>
+              </w:rPr>
+              <w:t>הודעות inline (</w:t>
+            </w:r>
+            <w:r>
+              <w:rPr>
+                <w:rFonts w:ascii="Consolas" w:hAnsi="Consolas"/>
+                <w:b w:val="0"/>
+                <w:color w:val="B02A37"/>
+                <w:sz w:val="20"/>
+                <w:rtl w:val="1"/>
+                <w:rFonts w:cs="Consolas"/>
+              </w:rPr>
+              <w:t>note</w:t>
+            </w:r>
+            <w:r>
+              <w:rPr>
+                <w:rFonts w:ascii="Arial" w:hAnsi="Arial"/>
+                <w:b w:val="0"/>
+                <w:sz w:val="20"/>
+                <w:rtl w:val="1"/>
+                <w:rFonts w:cs="Arial"/>
+              </w:rPr>
+              <w:t>/</w:t>
+            </w:r>
+            <w:r>
+              <w:rPr>
+                <w:rFonts w:ascii="Consolas" w:hAnsi="Consolas"/>
+                <w:b w:val="0"/>
+                <w:color w:val="B02A37"/>
+                <w:sz w:val="20"/>
+                <w:rtl w:val="1"/>
+                <w:rFonts w:cs="Consolas"/>
+              </w:rPr>
+              <w:t>pubNote</w:t>
+            </w:r>
+            <w:r>
+              <w:rPr>
+                <w:rFonts w:ascii="Arial" w:hAnsi="Arial"/>
+                <w:b w:val="0"/>
+                <w:sz w:val="20"/>
+                <w:rtl w:val="1"/>
+                <w:rFonts w:cs="Arial"/>
+              </w:rPr>
+              <w:t xml:space="preserve">); </w:t>
+            </w:r>
+            <w:r>
+              <w:rPr>
+                <w:rFonts w:ascii="Arial" w:hAnsi="Arial"/>
+                <w:b/>
+                <w:sz w:val="20"/>
+                <w:rtl w:val="1"/>
+                <w:rFonts w:cs="Arial"/>
+              </w:rPr>
+              <w:t>לשדרג ל-toasts ממותגים</w:t>
+            </w:r>
+          </w:p>
+        </w:tc>
+      </w:tr>
+      <w:tr>
+        <w:tc>
+          <w:tcPr>
+            <w:tcW w:type="dxa" w:w="2880"/>
+          </w:tcPr>
+          <w:p>
+            <w:pPr>
+              <w:bidi w:val="1"/>
+              <w:jc w:val="right"/>
+            </w:pPr>
+            <w:r>
+              <w:rPr>
+                <w:rFonts w:ascii="Arial" w:hAnsi="Arial"/>
+                <w:b/>
+                <w:sz w:val="20"/>
+                <w:rtl w:val="1"/>
+                <w:rFonts w:cs="Arial"/>
+              </w:rPr>
+              <w:t>Confirm לפני פעולה חיה</w:t>
+            </w:r>
+          </w:p>
+        </w:tc>
+        <w:tc>
+          <w:tcPr>
+            <w:tcW w:type="dxa" w:w="2880"/>
+          </w:tcPr>
+          <w:p>
+            <w:pPr>
+              <w:bidi w:val="1"/>
+              <w:jc w:val="right"/>
+            </w:pPr>
+            <w:r>
+              <w:rPr>
+                <w:rFonts w:ascii="Arial" w:hAnsi="Arial"/>
+                <w:b w:val="0"/>
+                <w:sz w:val="20"/>
+                <w:rtl w:val="1"/>
+                <w:rFonts w:cs="Arial"/>
+              </w:rPr>
+              <w:t>✅</w:t>
+            </w:r>
+          </w:p>
+        </w:tc>
+        <w:tc>
+          <w:tcPr>
+            <w:tcW w:type="dxa" w:w="2880"/>
+          </w:tcPr>
+          <w:p>
+            <w:pPr>
+              <w:bidi w:val="1"/>
+              <w:jc w:val="right"/>
+            </w:pPr>
+            <w:r>
+              <w:rPr>
+                <w:rFonts w:ascii="Arial" w:hAnsi="Arial"/>
+                <w:b w:val="0"/>
+                <w:sz w:val="20"/>
+                <w:rtl w:val="1"/>
+                <w:rFonts w:cs="Arial"/>
+              </w:rPr>
+              <w:t xml:space="preserve">אישור לפני "פרסם נבחרים" (פרסום אמיתי) — כרגע </w:t>
+            </w:r>
+            <w:r>
+              <w:rPr>
+                <w:rFonts w:ascii="Consolas" w:hAnsi="Consolas"/>
+                <w:b w:val="0"/>
+                <w:color w:val="B02A37"/>
+                <w:sz w:val="20"/>
+                <w:rtl w:val="1"/>
+                <w:rFonts w:cs="Consolas"/>
+              </w:rPr>
+              <w:t>window.confirm</w:t>
+            </w:r>
+            <w:r>
+              <w:rPr>
+                <w:rFonts w:ascii="Arial" w:hAnsi="Arial"/>
+                <w:b w:val="0"/>
+                <w:sz w:val="20"/>
+                <w:rtl w:val="1"/>
+                <w:rFonts w:cs="Arial"/>
+              </w:rPr>
+              <w:t xml:space="preserve">, </w:t>
+            </w:r>
+            <w:r>
+              <w:rPr>
+                <w:rFonts w:ascii="Arial" w:hAnsi="Arial"/>
+                <w:b/>
+                <w:sz w:val="20"/>
+                <w:rtl w:val="1"/>
+                <w:rFonts w:cs="Arial"/>
+              </w:rPr>
+              <w:t>לשדרג ל-ConfirmDialog ממותג</w:t>
+            </w:r>
+          </w:p>
+        </w:tc>
+      </w:tr>
+      <w:tr>
+        <w:tc>
+          <w:tcPr>
+            <w:tcW w:type="dxa" w:w="2880"/>
+          </w:tcPr>
+          <w:p>
+            <w:pPr>
+              <w:bidi w:val="1"/>
+              <w:jc w:val="right"/>
+            </w:pPr>
+            <w:r>
+              <w:rPr>
+                <w:rFonts w:ascii="Arial" w:hAnsi="Arial"/>
+                <w:b/>
+                <w:sz w:val="20"/>
+                <w:rtl w:val="1"/>
+                <w:rFonts w:cs="Arial"/>
+              </w:rPr>
+              <w:t>Feedback הצלחה</w:t>
+            </w:r>
+          </w:p>
+        </w:tc>
+        <w:tc>
+          <w:tcPr>
+            <w:tcW w:type="dxa" w:w="2880"/>
+          </w:tcPr>
+          <w:p>
+            <w:pPr>
+              <w:bidi w:val="1"/>
+              <w:jc w:val="right"/>
+            </w:pPr>
+            <w:r>
+              <w:rPr>
+                <w:rFonts w:ascii="Arial" w:hAnsi="Arial"/>
+                <w:b w:val="0"/>
+                <w:sz w:val="20"/>
+                <w:rtl w:val="1"/>
+                <w:rFonts w:cs="Arial"/>
+              </w:rPr>
+              <w:t>🟡</w:t>
+            </w:r>
+          </w:p>
+        </w:tc>
+        <w:tc>
+          <w:tcPr>
+            <w:tcW w:type="dxa" w:w="2880"/>
+          </w:tcPr>
+          <w:p>
+            <w:pPr>
+              <w:bidi w:val="1"/>
+              <w:jc w:val="right"/>
+            </w:pPr>
+            <w:r>
+              <w:rPr>
+                <w:rFonts w:ascii="Arial" w:hAnsi="Arial"/>
+                <w:b w:val="0"/>
+                <w:sz w:val="20"/>
+                <w:rtl w:val="1"/>
+                <w:rFonts w:cs="Arial"/>
+              </w:rPr>
+              <w:t xml:space="preserve">טקסט inline ("✅ פורסמו N"); </w:t>
+            </w:r>
+            <w:r>
+              <w:rPr>
+                <w:rFonts w:ascii="Arial" w:hAnsi="Arial"/>
+                <w:b/>
+                <w:sz w:val="20"/>
+                <w:rtl w:val="1"/>
+                <w:rFonts w:cs="Arial"/>
+              </w:rPr>
+              <w:t>לשדרג ל-toast + קונפטי</w:t>
+            </w:r>
+            <w:r>
+              <w:rPr>
+                <w:rFonts w:ascii="Arial" w:hAnsi="Arial"/>
+                <w:b w:val="0"/>
+                <w:sz w:val="20"/>
+                <w:rtl w:val="1"/>
+                <w:rFonts w:cs="Arial"/>
+              </w:rPr>
+              <w:t xml:space="preserve"> (כמו שאר המערכת)</w:t>
+            </w:r>
+          </w:p>
+        </w:tc>
+      </w:tr>
+      <w:tr>
+        <w:tc>
+          <w:tcPr>
+            <w:tcW w:type="dxa" w:w="2880"/>
+          </w:tcPr>
+          <w:p>
+            <w:pPr>
+              <w:bidi w:val="1"/>
+              <w:jc w:val="right"/>
+            </w:pPr>
+            <w:r>
+              <w:rPr>
+                <w:rFonts w:ascii="Arial" w:hAnsi="Arial"/>
+                <w:b/>
+                <w:sz w:val="20"/>
+                <w:rtl w:val="1"/>
+                <w:rFonts w:cs="Arial"/>
+              </w:rPr>
+              <w:t>בחירה מרובה (checkboxes)</w:t>
+            </w:r>
+          </w:p>
+        </w:tc>
+        <w:tc>
+          <w:tcPr>
+            <w:tcW w:type="dxa" w:w="2880"/>
+          </w:tcPr>
+          <w:p>
+            <w:pPr>
+              <w:bidi w:val="1"/>
+              <w:jc w:val="right"/>
+            </w:pPr>
+            <w:r>
+              <w:rPr>
+                <w:rFonts w:ascii="Arial" w:hAnsi="Arial"/>
+                <w:b w:val="0"/>
+                <w:sz w:val="20"/>
+                <w:rtl w:val="1"/>
+                <w:rFonts w:cs="Arial"/>
+              </w:rPr>
+              <w:t>✅</w:t>
+            </w:r>
+          </w:p>
+        </w:tc>
+        <w:tc>
+          <w:tcPr>
+            <w:tcW w:type="dxa" w:w="2880"/>
+          </w:tcPr>
+          <w:p>
+            <w:pPr>
+              <w:bidi w:val="1"/>
+              <w:jc w:val="right"/>
+            </w:pPr>
+            <w:r>
+              <w:rPr>
+                <w:rFonts w:ascii="Arial" w:hAnsi="Arial"/>
+                <w:b w:val="0"/>
+                <w:sz w:val="20"/>
+                <w:rtl w:val="1"/>
+                <w:rFonts w:cs="Arial"/>
+              </w:rPr>
+              <w:t>בחירת כמה גרסאות + מצב (אורגני/ממומן/סרטון)</w:t>
+            </w:r>
+          </w:p>
+        </w:tc>
+      </w:tr>
+      <w:tr>
+        <w:tc>
+          <w:tcPr>
+            <w:tcW w:type="dxa" w:w="2880"/>
+          </w:tcPr>
+          <w:p>
+            <w:pPr>
+              <w:bidi w:val="1"/>
+              <w:jc w:val="right"/>
+            </w:pPr>
+            <w:r>
+              <w:rPr>
+                <w:rFonts w:ascii="Arial" w:hAnsi="Arial"/>
+                <w:b/>
+                <w:sz w:val="20"/>
+                <w:rtl w:val="1"/>
+                <w:rFonts w:cs="Arial"/>
+              </w:rPr>
+              <w:t>מטריקות per-גרסה</w:t>
+            </w:r>
+          </w:p>
+        </w:tc>
+        <w:tc>
+          <w:tcPr>
+            <w:tcW w:type="dxa" w:w="2880"/>
+          </w:tcPr>
+          <w:p>
+            <w:pPr>
+              <w:bidi w:val="1"/>
+              <w:jc w:val="right"/>
+            </w:pPr>
+            <w:r>
+              <w:rPr>
+                <w:rFonts w:ascii="Arial" w:hAnsi="Arial"/>
+                <w:b w:val="0"/>
+                <w:sz w:val="20"/>
+                <w:rtl w:val="1"/>
+                <w:rFonts w:cs="Arial"/>
+              </w:rPr>
+              <w:t>✅</w:t>
+            </w:r>
+          </w:p>
+        </w:tc>
+        <w:tc>
+          <w:tcPr>
+            <w:tcW w:type="dxa" w:w="2880"/>
+          </w:tcPr>
+          <w:p>
+            <w:pPr>
+              <w:bidi w:val="1"/>
+              <w:jc w:val="right"/>
+            </w:pPr>
+            <w:r>
+              <w:rPr>
+                <w:rFonts w:ascii="Arial" w:hAnsi="Arial"/>
+                <w:b w:val="0"/>
+                <w:sz w:val="20"/>
+                <w:rtl w:val="1"/>
+                <w:rFonts w:cs="Arial"/>
+              </w:rPr>
+              <w:t>chips 👁/🖱/📊 + כפתור רענון</w:t>
+            </w:r>
+          </w:p>
+        </w:tc>
+      </w:tr>
+      <w:tr>
+        <w:tc>
+          <w:tcPr>
+            <w:tcW w:type="dxa" w:w="2880"/>
+          </w:tcPr>
+          <w:p>
+            <w:pPr>
+              <w:bidi w:val="1"/>
+              <w:jc w:val="right"/>
+            </w:pPr>
+            <w:r>
+              <w:rPr>
+                <w:rFonts w:ascii="Arial" w:hAnsi="Arial"/>
+                <w:b/>
+                <w:sz w:val="20"/>
+                <w:rtl w:val="1"/>
+                <w:rFonts w:cs="Arial"/>
+              </w:rPr>
+              <w:t>נגישות (a11y)</w:t>
+            </w:r>
+          </w:p>
+        </w:tc>
+        <w:tc>
+          <w:tcPr>
+            <w:tcW w:type="dxa" w:w="2880"/>
+          </w:tcPr>
+          <w:p>
+            <w:pPr>
+              <w:bidi w:val="1"/>
+              <w:jc w:val="right"/>
+            </w:pPr>
+            <w:r>
+              <w:rPr>
+                <w:rFonts w:ascii="Arial" w:hAnsi="Arial"/>
+                <w:b w:val="0"/>
+                <w:sz w:val="20"/>
+                <w:rtl w:val="1"/>
+                <w:rFonts w:cs="Arial"/>
+              </w:rPr>
+              <w:t>🟡</w:t>
+            </w:r>
+          </w:p>
+        </w:tc>
+        <w:tc>
+          <w:tcPr>
+            <w:tcW w:type="dxa" w:w="2880"/>
+          </w:tcPr>
+          <w:p>
+            <w:pPr>
+              <w:bidi w:val="1"/>
+              <w:jc w:val="right"/>
+            </w:pPr>
+            <w:r>
+              <w:rPr>
+                <w:rFonts w:ascii="Arial" w:hAnsi="Arial"/>
+                <w:b w:val="0"/>
+                <w:sz w:val="20"/>
+                <w:rtl w:val="1"/>
+                <w:rFonts w:cs="Arial"/>
+              </w:rPr>
+              <w:t xml:space="preserve">checkbox/labels יש; </w:t>
+            </w:r>
+            <w:r>
+              <w:rPr>
+                <w:rFonts w:ascii="Arial" w:hAnsi="Arial"/>
+                <w:b/>
+                <w:sz w:val="20"/>
+                <w:rtl w:val="1"/>
+                <w:rFonts w:cs="Arial"/>
+              </w:rPr>
+              <w:t>חסר aria-label לכפתורי-אייקון (🎬/רענון)</w:t>
+            </w:r>
+          </w:p>
+        </w:tc>
+      </w:tr>
+      <w:tr>
+        <w:tc>
+          <w:tcPr>
+            <w:tcW w:type="dxa" w:w="2880"/>
+          </w:tcPr>
+          <w:p>
+            <w:pPr>
+              <w:bidi w:val="1"/>
+              <w:jc w:val="right"/>
+            </w:pPr>
+            <w:r>
+              <w:rPr>
+                <w:rFonts w:ascii="Arial" w:hAnsi="Arial"/>
+                <w:b/>
+                <w:sz w:val="20"/>
+                <w:rtl w:val="1"/>
+                <w:rFonts w:cs="Arial"/>
+              </w:rPr>
+              <w:t>מובייל</w:t>
+            </w:r>
+          </w:p>
+        </w:tc>
+        <w:tc>
+          <w:tcPr>
+            <w:tcW w:type="dxa" w:w="2880"/>
+          </w:tcPr>
+          <w:p>
+            <w:pPr>
+              <w:bidi w:val="1"/>
+              <w:jc w:val="right"/>
+            </w:pPr>
+            <w:r>
+              <w:rPr>
+                <w:rFonts w:ascii="Arial" w:hAnsi="Arial"/>
+                <w:b w:val="0"/>
+                <w:sz w:val="20"/>
+                <w:rtl w:val="1"/>
+                <w:rFonts w:cs="Arial"/>
+              </w:rPr>
+              <w:t>🟡</w:t>
+            </w:r>
+          </w:p>
+        </w:tc>
+        <w:tc>
+          <w:tcPr>
+            <w:tcW w:type="dxa" w:w="2880"/>
+          </w:tcPr>
+          <w:p>
+            <w:pPr>
+              <w:bidi w:val="1"/>
+              <w:jc w:val="right"/>
+            </w:pPr>
+            <w:r>
+              <w:rPr>
+                <w:rFonts w:ascii="Arial" w:hAnsi="Arial"/>
+                <w:b w:val="0"/>
+                <w:sz w:val="20"/>
+                <w:rtl w:val="1"/>
+                <w:rFonts w:cs="Arial"/>
+              </w:rPr>
+              <w:t xml:space="preserve">grid מגיב; </w:t>
+            </w:r>
+            <w:r>
+              <w:rPr>
+                <w:rFonts w:ascii="Arial" w:hAnsi="Arial"/>
+                <w:b/>
+                <w:sz w:val="20"/>
+                <w:rtl w:val="1"/>
+                <w:rFonts w:cs="Arial"/>
+              </w:rPr>
+              <w:t>לוודא touch targets 44px + אין scroll אופקי בטבלת RSA</w:t>
+            </w:r>
+          </w:p>
+        </w:tc>
+      </w:tr>
+    </w:tbl>
+    <w:p>
+      <w:pPr>
+        <w:pStyle w:val="Heading3"/>
+        <w:bidi w:val="1"/>
+        <w:jc w:val="right"/>
+      </w:pPr>
+      <w:r>
+        <w:rPr>
+          <w:rFonts w:ascii="Arial" w:hAnsi="Arial"/>
+          <w:b w:val="0"/>
+          <w:sz w:val="24"/>
+          <w:rtl w:val="1"/>
+          <w:rFonts w:cs="Arial"/>
+        </w:rPr>
+        <w:t>⬜ מה נשאר להתאים ל-UX-MASTER</w:t>
+      </w:r>
+    </w:p>
+    <w:p>
+      <w:pPr>
+        <w:pStyle w:val="ListNumber"/>
+        <w:bidi w:val="1"/>
+        <w:jc w:val="right"/>
+      </w:pPr>
+      <w:r>
+        <w:rPr>
+          <w:rFonts w:ascii="Arial" w:hAnsi="Arial"/>
+          <w:b/>
+          <w:sz w:val="22"/>
+          <w:rtl w:val="1"/>
+          <w:rFonts w:cs="Arial"/>
+        </w:rPr>
+        <w:t>Toasts ממותגים</w:t>
+      </w:r>
+      <w:r>
+        <w:rPr>
+          <w:rFonts w:ascii="Arial" w:hAnsi="Arial"/>
+          <w:b w:val="0"/>
+          <w:sz w:val="22"/>
+          <w:rtl w:val="1"/>
+          <w:rFonts w:cs="Arial"/>
+        </w:rPr>
+        <w:t xml:space="preserve"> במקום inline notes (הצלחה/שגיאה) — לאורך כל מודול הקמפיינים.</w:t>
+      </w:r>
+    </w:p>
+    <w:p>
+      <w:pPr>
+        <w:pStyle w:val="ListNumber"/>
+        <w:bidi w:val="1"/>
+        <w:jc w:val="right"/>
+      </w:pPr>
+      <w:r>
+        <w:rPr>
+          <w:rFonts w:ascii="Arial" w:hAnsi="Arial"/>
+          <w:b/>
+          <w:sz w:val="22"/>
+          <w:rtl w:val="1"/>
+          <w:rFonts w:cs="Arial"/>
+        </w:rPr>
+        <w:t>ConfirmDialog ממותג</w:t>
+      </w:r>
+      <w:r>
+        <w:rPr>
+          <w:rFonts w:ascii="Arial" w:hAnsi="Arial"/>
+          <w:b w:val="0"/>
+          <w:sz w:val="22"/>
+          <w:rtl w:val="1"/>
+          <w:rFonts w:cs="Arial"/>
+        </w:rPr>
+        <w:t xml:space="preserve"> (glassmorphism) במקום </w:t>
+      </w:r>
+      <w:r>
+        <w:rPr>
+          <w:rFonts w:ascii="Consolas" w:hAnsi="Consolas"/>
+          <w:b w:val="0"/>
+          <w:color w:val="B02A37"/>
+          <w:sz w:val="22"/>
+          <w:rtl w:val="1"/>
+          <w:rFonts w:cs="Consolas"/>
+        </w:rPr>
+        <w:t>window.confirm</w:t>
+      </w:r>
+      <w:r>
+        <w:rPr>
+          <w:rFonts w:ascii="Arial" w:hAnsi="Arial"/>
+          <w:b w:val="0"/>
+          <w:sz w:val="22"/>
+          <w:rtl w:val="1"/>
+          <w:rFonts w:cs="Arial"/>
+        </w:rPr>
+        <w:t>.</w:t>
+      </w:r>
+    </w:p>
+    <w:p>
+      <w:pPr>
+        <w:pStyle w:val="ListNumber"/>
+        <w:bidi w:val="1"/>
+        <w:jc w:val="right"/>
+      </w:pPr>
+      <w:r>
+        <w:rPr>
+          <w:rFonts w:ascii="Arial" w:hAnsi="Arial"/>
+          <w:b/>
+          <w:sz w:val="22"/>
+          <w:rtl w:val="1"/>
+          <w:rFonts w:cs="Arial"/>
+        </w:rPr>
+        <w:t>קונפטי</w:t>
+      </w:r>
+      <w:r>
+        <w:rPr>
+          <w:rFonts w:ascii="Arial" w:hAnsi="Arial"/>
+          <w:b w:val="0"/>
+          <w:sz w:val="22"/>
+          <w:rtl w:val="1"/>
+          <w:rFonts w:cs="Arial"/>
+        </w:rPr>
+        <w:t xml:space="preserve"> על פרסום מוצלח (עקביות עם אישור/פרסום בשאר המערכת).</w:t>
+      </w:r>
+    </w:p>
+    <w:p>
+      <w:pPr>
+        <w:pStyle w:val="ListNumber"/>
+        <w:bidi w:val="1"/>
+        <w:jc w:val="right"/>
+      </w:pPr>
+      <w:r>
+        <w:rPr>
+          <w:rFonts w:ascii="Arial" w:hAnsi="Arial"/>
+          <w:b/>
+          <w:sz w:val="22"/>
+          <w:rtl w:val="1"/>
+          <w:rFonts w:cs="Arial"/>
+        </w:rPr>
+        <w:t>aria-labels</w:t>
+      </w:r>
+      <w:r>
+        <w:rPr>
+          <w:rFonts w:ascii="Arial" w:hAnsi="Arial"/>
+          <w:b w:val="0"/>
+          <w:sz w:val="22"/>
+          <w:rtl w:val="1"/>
+          <w:rFonts w:cs="Arial"/>
+        </w:rPr>
+        <w:t xml:space="preserve"> לכפתורי-אייקון (🎬 צירוף סרטון · 🔄 רענון).</w:t>
+      </w:r>
+    </w:p>
+    <w:p>
+      <w:pPr>
+        <w:pStyle w:val="ListNumber"/>
+        <w:bidi w:val="1"/>
+        <w:jc w:val="right"/>
+      </w:pPr>
+      <w:r>
+        <w:rPr>
+          <w:rFonts w:ascii="Arial" w:hAnsi="Arial"/>
+          <w:b/>
+          <w:sz w:val="22"/>
+          <w:rtl w:val="1"/>
+          <w:rFonts w:cs="Arial"/>
+        </w:rPr>
+        <w:t>מובייל</w:t>
+      </w:r>
+      <w:r>
+        <w:rPr>
+          <w:rFonts w:ascii="Arial" w:hAnsi="Arial"/>
+          <w:b w:val="0"/>
+          <w:sz w:val="22"/>
+          <w:rtl w:val="1"/>
+          <w:rFonts w:cs="Arial"/>
+        </w:rPr>
+        <w:t xml:space="preserve"> — בדיקת touch-targets + </w:t>
+      </w:r>
+      <w:r>
+        <w:rPr>
+          <w:rFonts w:ascii="Consolas" w:hAnsi="Consolas"/>
+          <w:b w:val="0"/>
+          <w:color w:val="B02A37"/>
+          <w:sz w:val="22"/>
+          <w:rtl w:val="1"/>
+          <w:rFonts w:cs="Consolas"/>
+        </w:rPr>
+        <w:t>overflow-x-auto</w:t>
+      </w:r>
+      <w:r>
+        <w:rPr>
+          <w:rFonts w:ascii="Arial" w:hAnsi="Arial"/>
+          <w:b w:val="0"/>
+          <w:sz w:val="22"/>
+          <w:rtl w:val="1"/>
+          <w:rFonts w:cs="Arial"/>
+        </w:rPr>
+        <w:t xml:space="preserve"> לטבלאות RSA/SEO.</w:t>
+      </w:r>
+    </w:p>
+    <w:p>
+      <w:pPr>
+        <w:pStyle w:val="ListNumber"/>
+        <w:bidi w:val="1"/>
+        <w:jc w:val="right"/>
+      </w:pPr>
+      <w:r>
+        <w:rPr>
+          <w:rFonts w:ascii="Arial" w:hAnsi="Arial"/>
+          <w:b/>
+          <w:sz w:val="22"/>
+          <w:rtl w:val="1"/>
+          <w:rFonts w:cs="Arial"/>
+        </w:rPr>
+        <w:t>Onboarding</w:t>
+      </w:r>
+      <w:r>
+        <w:rPr>
+          <w:rFonts w:ascii="Arial" w:hAnsi="Arial"/>
+          <w:b w:val="0"/>
+          <w:sz w:val="22"/>
+          <w:rtl w:val="1"/>
+          <w:rFonts w:cs="Arial"/>
+        </w:rPr>
+        <w:t xml:space="preserve"> קצר למסך הקמפיינים (tooltip "מה זה 6×6").</w:t>
+      </w:r>
+    </w:p>
+    <w:p>
+      <w:pPr>
+        <w:bidi w:val="1"/>
+        <w:ind w:left="360"/>
+        <w:jc w:val="right"/>
+      </w:pPr>
+      <w:r>
+        <w:rPr>
+          <w:rFonts w:ascii="Arial" w:hAnsi="Arial"/>
+          <w:b/>
+          <w:i/>
+          <w:sz w:val="22"/>
+          <w:rtl w:val="1"/>
+          <w:rFonts w:cs="Arial"/>
+        </w:rPr>
+        <w:t>מסקנה:</w:t>
+      </w:r>
+      <w:r>
+        <w:rPr>
+          <w:rFonts w:ascii="Arial" w:hAnsi="Arial"/>
+          <w:b w:val="0"/>
+          <w:i/>
+          <w:sz w:val="22"/>
+          <w:rtl w:val="1"/>
+          <w:rFonts w:cs="Arial"/>
+        </w:rPr>
+        <w:t xml:space="preserve"> המסכים החדשים </w:t>
+      </w:r>
+      <w:r>
+        <w:rPr>
+          <w:rFonts w:ascii="Arial" w:hAnsi="Arial"/>
+          <w:b/>
+          <w:i/>
+          <w:sz w:val="22"/>
+          <w:rtl w:val="1"/>
+          <w:rFonts w:cs="Arial"/>
+        </w:rPr>
+        <w:t>פונקציונליים ומכסים את רוב הסטנדרטים</w:t>
+      </w:r>
+      <w:r>
+        <w:rPr>
+          <w:rFonts w:ascii="Arial" w:hAnsi="Arial"/>
+          <w:b w:val="0"/>
+          <w:i/>
+          <w:sz w:val="22"/>
+          <w:rtl w:val="1"/>
+          <w:rFonts w:cs="Arial"/>
+        </w:rPr>
+        <w:t xml:space="preserve"> (RTL/loading/empty/confirm/progress), אבל שכבת ה-</w:t>
+      </w:r>
+      <w:r>
+        <w:rPr>
+          <w:rFonts w:ascii="Arial" w:hAnsi="Arial"/>
+          <w:b/>
+          <w:i/>
+          <w:sz w:val="22"/>
+          <w:rtl w:val="1"/>
+          <w:rFonts w:cs="Arial"/>
+        </w:rPr>
+        <w:t>delight/feedback הממותגת</w:t>
+      </w:r>
+      <w:r>
+        <w:rPr>
+          <w:rFonts w:ascii="Arial" w:hAnsi="Arial"/>
+          <w:b w:val="0"/>
+          <w:i/>
+          <w:sz w:val="22"/>
+          <w:rtl w:val="1"/>
+          <w:rFonts w:cs="Arial"/>
+        </w:rPr>
+        <w:t xml:space="preserve"> (toasts/קונפטי/ConfirmDialog) עדיין לא הוחלה עליהם — משימת-המשך לפני live.</w:t>
       </w:r>
     </w:p>
     <w:sectPr>
@@ -3573,7 +5692,7 @@
     <w:qFormat/>
     <w:rsid w:val="00FC693F"/>
     <w:rPr>
-      <w:rFonts w:ascii="Arial" w:hAnsi="Arial" w:cs="Arial"/>
+      <w:rFonts w:ascii="Arial" w:hAnsi="Arial"/>
       <w:sz w:val="22"/>
     </w:rPr>
   </w:style>
